--- a/ผลลัพธ์เอกสาร/บทที่ 1_ฉบับปรับปรุง_HandVox.docx
+++ b/ผลลัพธ์เอกสาร/บทที่ 1_ฉบับปรับปรุง_HandVox.docx
@@ -36,6 +36,182 @@
           <w:sz w:val="40"/>
         </w:rPr>
         <w:t>บทนำ</w:t>
+      </w:r>
+    </w:p>
+    <w:p>
+      <w:pPr>
+        <w:keepLines w:val="0"/>
+        <w:spacing w:before="400" w:after="120"/>
+        <w:ind w:firstLine="709"/>
+        <w:jc w:val="left"/>
+      </w:pPr>
+      <w:r>
+        <w:rPr>
+          <w:rFonts w:ascii="Angsana New" w:hAnsi="Angsana New" w:eastAsia="Angsana New" w:cs="Angsana New"/>
+          <w:b w:val="0"/>
+          <w:i w:val="0"/>
+          <w:color w:val="111111"/>
+          <w:sz w:val="32"/>
+        </w:rPr>
+        <w:t>บทนี้กล่าวถึงที่มา วัตถุประสงค์ ขอบเขต และกรอบการดำเนินโครงงาน HandVox เพื่อให้เห็นปัญหา ความสามารถของระบบ และผลที่คาดว่าจะได้รับอย่างชัดเจน โดยมีหัวข้อดังนี้</w:t>
+      </w:r>
+    </w:p>
+    <w:p>
+      <w:pPr>
+        <w:keepLines/>
+        <w:spacing w:before="0" w:after="0" w:line="240" w:lineRule="auto"/>
+        <w:ind w:left="1134" w:hanging="425"/>
+      </w:pPr>
+      <w:r>
+        <w:rPr>
+          <w:rFonts w:ascii="Angsana New" w:hAnsi="Angsana New" w:eastAsia="Angsana New" w:cs="Angsana New"/>
+          <w:b w:val="0"/>
+          <w:i w:val="0"/>
+          <w:color w:val="111111"/>
+          <w:sz w:val="32"/>
+        </w:rPr>
+        <w:t>1.1 ที่มาและความสำคัญของปัญหา</w:t>
+      </w:r>
+    </w:p>
+    <w:p>
+      <w:pPr>
+        <w:keepLines/>
+        <w:spacing w:before="0" w:after="0" w:line="240" w:lineRule="auto"/>
+        <w:ind w:left="1134" w:hanging="425"/>
+      </w:pPr>
+      <w:r>
+        <w:rPr>
+          <w:rFonts w:ascii="Angsana New" w:hAnsi="Angsana New" w:eastAsia="Angsana New" w:cs="Angsana New"/>
+          <w:b w:val="0"/>
+          <w:i w:val="0"/>
+          <w:color w:val="111111"/>
+          <w:sz w:val="32"/>
+        </w:rPr>
+        <w:t>1.2 วัตถุประสงค์ของโครงงาน</w:t>
+      </w:r>
+    </w:p>
+    <w:p>
+      <w:pPr>
+        <w:keepLines/>
+        <w:spacing w:before="0" w:after="0" w:line="240" w:lineRule="auto"/>
+        <w:ind w:left="1134" w:hanging="425"/>
+      </w:pPr>
+      <w:r>
+        <w:rPr>
+          <w:rFonts w:ascii="Angsana New" w:hAnsi="Angsana New" w:eastAsia="Angsana New" w:cs="Angsana New"/>
+          <w:b w:val="0"/>
+          <w:i w:val="0"/>
+          <w:color w:val="111111"/>
+          <w:sz w:val="32"/>
+        </w:rPr>
+        <w:t>1.3 ขอบเขตของโครงงาน</w:t>
+      </w:r>
+    </w:p>
+    <w:p>
+      <w:pPr>
+        <w:keepLines/>
+        <w:spacing w:before="0" w:after="0" w:line="240" w:lineRule="auto"/>
+        <w:ind w:left="1134" w:hanging="425"/>
+      </w:pPr>
+      <w:r>
+        <w:rPr>
+          <w:rFonts w:ascii="Angsana New" w:hAnsi="Angsana New" w:eastAsia="Angsana New" w:cs="Angsana New"/>
+          <w:b w:val="0"/>
+          <w:i w:val="0"/>
+          <w:color w:val="111111"/>
+          <w:sz w:val="32"/>
+        </w:rPr>
+        <w:t>1.4 วิธีดำเนินโครงงานโดยสรุป</w:t>
+      </w:r>
+    </w:p>
+    <w:p>
+      <w:pPr>
+        <w:keepLines/>
+        <w:spacing w:before="0" w:after="0" w:line="240" w:lineRule="auto"/>
+        <w:ind w:left="1134" w:hanging="425"/>
+      </w:pPr>
+      <w:r>
+        <w:rPr>
+          <w:rFonts w:ascii="Angsana New" w:hAnsi="Angsana New" w:eastAsia="Angsana New" w:cs="Angsana New"/>
+          <w:b w:val="0"/>
+          <w:i w:val="0"/>
+          <w:color w:val="111111"/>
+          <w:sz w:val="32"/>
+        </w:rPr>
+        <w:t>1.5 ประโยชน์ที่คาดว่าจะได้รับ</w:t>
+      </w:r>
+    </w:p>
+    <w:p>
+      <w:pPr>
+        <w:keepLines/>
+        <w:spacing w:before="0" w:after="0" w:line="240" w:lineRule="auto"/>
+        <w:ind w:left="1134" w:hanging="425"/>
+      </w:pPr>
+      <w:r>
+        <w:rPr>
+          <w:rFonts w:ascii="Angsana New" w:hAnsi="Angsana New" w:eastAsia="Angsana New" w:cs="Angsana New"/>
+          <w:b w:val="0"/>
+          <w:i w:val="0"/>
+          <w:color w:val="111111"/>
+          <w:sz w:val="32"/>
+        </w:rPr>
+        <w:t>1.6 ทรัพยากรที่ใช้ในการพัฒนา</w:t>
+      </w:r>
+    </w:p>
+    <w:p>
+      <w:pPr>
+        <w:keepLines/>
+        <w:spacing w:before="0" w:after="0" w:line="240" w:lineRule="auto"/>
+        <w:ind w:left="1134" w:hanging="425"/>
+      </w:pPr>
+      <w:r>
+        <w:rPr>
+          <w:rFonts w:ascii="Angsana New" w:hAnsi="Angsana New" w:eastAsia="Angsana New" w:cs="Angsana New"/>
+          <w:b w:val="0"/>
+          <w:i w:val="0"/>
+          <w:color w:val="111111"/>
+          <w:sz w:val="32"/>
+        </w:rPr>
+        <w:t>1.7 แผนการดำเนินงาน</w:t>
+      </w:r>
+    </w:p>
+    <w:p>
+      <w:pPr>
+        <w:keepLines/>
+        <w:spacing w:before="0" w:after="0" w:line="240" w:lineRule="auto"/>
+        <w:ind w:left="1134" w:hanging="425"/>
+      </w:pPr>
+      <w:r>
+        <w:rPr>
+          <w:rFonts w:ascii="Angsana New" w:hAnsi="Angsana New" w:eastAsia="Angsana New" w:cs="Angsana New"/>
+          <w:b w:val="0"/>
+          <w:i w:val="0"/>
+          <w:color w:val="111111"/>
+          <w:sz w:val="32"/>
+        </w:rPr>
+        <w:t>1.8 นิยามศัพท์เฉพาะ</w:t>
+      </w:r>
+    </w:p>
+    <w:p>
+      <w:pPr>
+        <w:keepLines/>
+        <w:spacing w:before="0" w:after="0" w:line="240" w:lineRule="auto"/>
+        <w:ind w:left="1134" w:hanging="425"/>
+      </w:pPr>
+      <w:r>
+        <w:rPr>
+          <w:rFonts w:ascii="Angsana New" w:hAnsi="Angsana New" w:eastAsia="Angsana New" w:cs="Angsana New"/>
+          <w:b w:val="0"/>
+          <w:i w:val="0"/>
+          <w:color w:val="111111"/>
+          <w:sz w:val="32"/>
+        </w:rPr>
+        <w:t>1.9 โครงสร้างของรายงาน</w:t>
+      </w:r>
+    </w:p>
+    <w:p>
+      <w:r>
+        <w:br w:type="page"/>
       </w:r>
     </w:p>
     <w:p>

--- a/ผลลัพธ์เอกสาร/บทที่ 1_ฉบับปรับปรุง_HandVox.docx
+++ b/ผลลัพธ์เอกสาร/บทที่ 1_ฉบับปรับปรุง_HandVox.docx
@@ -16,6 +16,7 @@
           <w:i w:val="0"/>
           <w:color w:val="111111"/>
           <w:sz w:val="40"/>
+          <w:lang w:val="th-TH" w:eastAsia="th-TH" w:bidi="th-TH"/>
         </w:rPr>
         <w:t>บทที่ 1</w:t>
       </w:r>
@@ -34,6 +35,7 @@
           <w:i w:val="0"/>
           <w:color w:val="111111"/>
           <w:sz w:val="40"/>
+          <w:lang w:val="th-TH" w:eastAsia="th-TH" w:bidi="th-TH"/>
         </w:rPr>
         <w:t>บทนำ</w:t>
       </w:r>
@@ -41,7 +43,7 @@
     <w:p>
       <w:pPr>
         <w:keepLines w:val="0"/>
-        <w:spacing w:before="400" w:after="120"/>
+        <w:spacing w:before="400" w:after="120" w:line="276" w:lineRule="auto"/>
         <w:ind w:firstLine="709"/>
         <w:jc w:val="left"/>
       </w:pPr>
@@ -52,6 +54,7 @@
           <w:i w:val="0"/>
           <w:color w:val="111111"/>
           <w:sz w:val="32"/>
+          <w:lang w:val="th-TH" w:eastAsia="th-TH" w:bidi="th-TH"/>
         </w:rPr>
         <w:t>บทนี้กล่าวถึงที่มา วัตถุประสงค์ ขอบเขต และกรอบการดำเนินโครงงาน HandVox เพื่อให้เห็นปัญหา ความสามารถของระบบ และผลที่คาดว่าจะได้รับอย่างชัดเจน โดยมีหัวข้อดังนี้</w:t>
       </w:r>
@@ -61,6 +64,7 @@
         <w:keepLines/>
         <w:spacing w:before="0" w:after="0" w:line="240" w:lineRule="auto"/>
         <w:ind w:left="1134" w:hanging="425"/>
+        <w:jc w:val="left"/>
       </w:pPr>
       <w:r>
         <w:rPr>
@@ -69,6 +73,7 @@
           <w:i w:val="0"/>
           <w:color w:val="111111"/>
           <w:sz w:val="32"/>
+          <w:lang w:val="th-TH" w:eastAsia="th-TH" w:bidi="th-TH"/>
         </w:rPr>
         <w:t>1.1 ที่มาและความสำคัญของปัญหา</w:t>
       </w:r>
@@ -78,6 +83,7 @@
         <w:keepLines/>
         <w:spacing w:before="0" w:after="0" w:line="240" w:lineRule="auto"/>
         <w:ind w:left="1134" w:hanging="425"/>
+        <w:jc w:val="left"/>
       </w:pPr>
       <w:r>
         <w:rPr>
@@ -86,6 +92,7 @@
           <w:i w:val="0"/>
           <w:color w:val="111111"/>
           <w:sz w:val="32"/>
+          <w:lang w:val="th-TH" w:eastAsia="th-TH" w:bidi="th-TH"/>
         </w:rPr>
         <w:t>1.2 วัตถุประสงค์ของโครงงาน</w:t>
       </w:r>
@@ -95,6 +102,7 @@
         <w:keepLines/>
         <w:spacing w:before="0" w:after="0" w:line="240" w:lineRule="auto"/>
         <w:ind w:left="1134" w:hanging="425"/>
+        <w:jc w:val="left"/>
       </w:pPr>
       <w:r>
         <w:rPr>
@@ -103,6 +111,7 @@
           <w:i w:val="0"/>
           <w:color w:val="111111"/>
           <w:sz w:val="32"/>
+          <w:lang w:val="th-TH" w:eastAsia="th-TH" w:bidi="th-TH"/>
         </w:rPr>
         <w:t>1.3 ขอบเขตของโครงงาน</w:t>
       </w:r>
@@ -112,6 +121,7 @@
         <w:keepLines/>
         <w:spacing w:before="0" w:after="0" w:line="240" w:lineRule="auto"/>
         <w:ind w:left="1134" w:hanging="425"/>
+        <w:jc w:val="left"/>
       </w:pPr>
       <w:r>
         <w:rPr>
@@ -120,6 +130,7 @@
           <w:i w:val="0"/>
           <w:color w:val="111111"/>
           <w:sz w:val="32"/>
+          <w:lang w:val="th-TH" w:eastAsia="th-TH" w:bidi="th-TH"/>
         </w:rPr>
         <w:t>1.4 วิธีดำเนินโครงงานโดยสรุป</w:t>
       </w:r>
@@ -129,6 +140,7 @@
         <w:keepLines/>
         <w:spacing w:before="0" w:after="0" w:line="240" w:lineRule="auto"/>
         <w:ind w:left="1134" w:hanging="425"/>
+        <w:jc w:val="left"/>
       </w:pPr>
       <w:r>
         <w:rPr>
@@ -137,6 +149,7 @@
           <w:i w:val="0"/>
           <w:color w:val="111111"/>
           <w:sz w:val="32"/>
+          <w:lang w:val="th-TH" w:eastAsia="th-TH" w:bidi="th-TH"/>
         </w:rPr>
         <w:t>1.5 ประโยชน์ที่คาดว่าจะได้รับ</w:t>
       </w:r>
@@ -146,6 +159,7 @@
         <w:keepLines/>
         <w:spacing w:before="0" w:after="0" w:line="240" w:lineRule="auto"/>
         <w:ind w:left="1134" w:hanging="425"/>
+        <w:jc w:val="left"/>
       </w:pPr>
       <w:r>
         <w:rPr>
@@ -154,6 +168,7 @@
           <w:i w:val="0"/>
           <w:color w:val="111111"/>
           <w:sz w:val="32"/>
+          <w:lang w:val="th-TH" w:eastAsia="th-TH" w:bidi="th-TH"/>
         </w:rPr>
         <w:t>1.6 ทรัพยากรที่ใช้ในการพัฒนา</w:t>
       </w:r>
@@ -163,6 +178,7 @@
         <w:keepLines/>
         <w:spacing w:before="0" w:after="0" w:line="240" w:lineRule="auto"/>
         <w:ind w:left="1134" w:hanging="425"/>
+        <w:jc w:val="left"/>
       </w:pPr>
       <w:r>
         <w:rPr>
@@ -171,6 +187,7 @@
           <w:i w:val="0"/>
           <w:color w:val="111111"/>
           <w:sz w:val="32"/>
+          <w:lang w:val="th-TH" w:eastAsia="th-TH" w:bidi="th-TH"/>
         </w:rPr>
         <w:t>1.7 แผนการดำเนินงาน</w:t>
       </w:r>
@@ -180,6 +197,7 @@
         <w:keepLines/>
         <w:spacing w:before="0" w:after="0" w:line="240" w:lineRule="auto"/>
         <w:ind w:left="1134" w:hanging="425"/>
+        <w:jc w:val="left"/>
       </w:pPr>
       <w:r>
         <w:rPr>
@@ -188,6 +206,7 @@
           <w:i w:val="0"/>
           <w:color w:val="111111"/>
           <w:sz w:val="32"/>
+          <w:lang w:val="th-TH" w:eastAsia="th-TH" w:bidi="th-TH"/>
         </w:rPr>
         <w:t>1.8 นิยามศัพท์เฉพาะ</w:t>
       </w:r>
@@ -197,6 +216,7 @@
         <w:keepLines/>
         <w:spacing w:before="0" w:after="0" w:line="240" w:lineRule="auto"/>
         <w:ind w:left="1134" w:hanging="425"/>
+        <w:jc w:val="left"/>
       </w:pPr>
       <w:r>
         <w:rPr>
@@ -205,6 +225,7 @@
           <w:i w:val="0"/>
           <w:color w:val="111111"/>
           <w:sz w:val="32"/>
+          <w:lang w:val="th-TH" w:eastAsia="th-TH" w:bidi="th-TH"/>
         </w:rPr>
         <w:t>1.9 โครงสร้างของรายงาน</w:t>
       </w:r>
@@ -225,6 +246,7 @@
           <w:i w:val="0"/>
           <w:color w:val="1F4E79"/>
           <w:sz w:val="36"/>
+          <w:lang w:val="th-TH" w:eastAsia="th-TH" w:bidi="th-TH"/>
         </w:rPr>
         <w:t>1.1 ที่มาและความสำคัญของปัญหา</w:t>
       </w:r>
@@ -232,7 +254,9 @@
     <w:p>
       <w:pPr>
         <w:keepLines w:val="0"/>
+        <w:spacing w:before="0" w:after="40" w:line="276" w:lineRule="auto"/>
         <w:ind w:firstLine="709"/>
+        <w:jc w:val="left"/>
       </w:pPr>
       <w:r>
         <w:rPr>
@@ -241,6 +265,7 @@
           <w:i w:val="0"/>
           <w:color w:val="111111"/>
           <w:sz w:val="32"/>
+          <w:lang w:val="th-TH" w:eastAsia="th-TH" w:bidi="th-TH"/>
         </w:rPr>
         <w:t>การสื่อสารระหว่างผู้ใช้ภาษามือกับบุคคลที่ไม่เข้าใจภาษามือยังมีข้อจำกัดในหลายบริบท เช่น การติดต่อบริการ การเรียน การทำงาน และการสื่อสารในชีวิตประจำวัน เทคโนโลยีการมองเห็นด้วยคอมพิวเตอร์สามารถช่วยลดข้อจำกัดบางส่วนได้ โดยรับภาพจากกล้อง ตรวจหาตำแหน่งร่างกายและมือ แล้วจำแนกท่าที่ระบบเคยเรียนรู้ให้เป็นข้อความที่ผู้อื่นอ่านได้</w:t>
       </w:r>
@@ -248,7 +273,9 @@
     <w:p>
       <w:pPr>
         <w:keepLines w:val="0"/>
+        <w:spacing w:before="0" w:after="40" w:line="276" w:lineRule="auto"/>
         <w:ind w:firstLine="709"/>
+        <w:jc w:val="left"/>
       </w:pPr>
       <w:r>
         <w:rPr>
@@ -257,6 +284,7 @@
           <w:i w:val="0"/>
           <w:color w:val="111111"/>
           <w:sz w:val="32"/>
+          <w:lang w:val="th-TH" w:eastAsia="th-TH" w:bidi="th-TH"/>
         </w:rPr>
         <w:t>อย่างไรก็ตาม ภาษามือเป็นภาษาธรรมชาติที่ประกอบด้วยรูปมือ ตำแหน่ง ทิศทาง การเคลื่อนไหว สีหน้า และโครงสร้างทางภาษา ระบบที่รู้จำเฉพาะท่าที่กำหนดไว้ล่วงหน้าจึงไม่ควรถูกอธิบายว่าเป็นเครื่องแปลภาษามืออย่างสมบูรณ์ โครงงานนี้จึงกำหนดขอบเขตเป็นระบบรู้จำท่าทางภาษามือไทยแบบแยกคำ (isolated gesture recognition) จากคลิปสั้นของการเคลื่อนไหว แล้วแสดงชื่อท่าเป็นข้อความและเสียงภาษาไทย</w:t>
       </w:r>
@@ -264,7 +292,9 @@
     <w:p>
       <w:pPr>
         <w:keepLines w:val="0"/>
+        <w:spacing w:before="0" w:after="40" w:line="276" w:lineRule="auto"/>
         <w:ind w:firstLine="709"/>
+        <w:jc w:val="left"/>
       </w:pPr>
       <w:r>
         <w:rPr>
@@ -273,6 +303,7 @@
           <w:i w:val="0"/>
           <w:color w:val="111111"/>
           <w:sz w:val="32"/>
+          <w:lang w:val="th-TH" w:eastAsia="th-TH" w:bidi="th-TH"/>
         </w:rPr>
         <w:t>HandVox พัฒนาด้วยภาษา Python ใช้ OpenCV รับภาพจากเว็บแคม ใช้ MediaPipe Holistic ตรวจหาจุดสำคัญของช่วงบนและมือทั้งสองข้าง และใช้ Support Vector Machine (SVM) จำแนกลำดับข้อมูล 30 เฟรม ระบบยังรองรับการเพิ่มหรือลบท่าจากเมนู เก็บข้อมูลใหม่ ฝึกโมเดลซ้ำ สะสมคำเป็นประโยค และอ่านออกเสียง จึงเหมาะเป็นต้นแบบสำหรับศึกษากระบวนการสร้างระบบรู้จำท่าทางแบบครบวงจร</w:t>
       </w:r>
@@ -281,6 +312,7 @@
       <w:pPr>
         <w:spacing w:before="80" w:after="120"/>
         <w:ind w:firstLine="0" w:left="113" w:right="113"/>
+        <w:jc w:val="left"/>
         <w:shd w:fill="EDF4F8"/>
         <w:pBdr>
           <w:top w:val="single" w:sz="8" w:space="4" w:color="9FBAD0"/>
@@ -296,6 +328,7 @@
           <w:i w:val="0"/>
           <w:color w:val="1F4E79"/>
           <w:sz w:val="30"/>
+          <w:lang w:val="th-TH" w:eastAsia="th-TH" w:bidi="th-TH"/>
         </w:rPr>
         <w:t xml:space="preserve">ขอบเขตการกล่าวอ้าง: </w:t>
       </w:r>
@@ -306,6 +339,7 @@
           <w:i w:val="0"/>
           <w:color w:val="111111"/>
           <w:sz w:val="30"/>
+          <w:lang w:val="th-TH" w:eastAsia="th-TH" w:bidi="th-TH"/>
         </w:rPr>
         <w:t>เอกสารฉบับนี้ใช้คำว่า “รู้จำท่าทางภาษามือแบบแยกคำ” แทนคำว่า “แปลภาษามือ” เมื่อกล่าวถึงความสามารถของโมเดล เพื่อให้สอดคล้องกับสิ่งที่ระบบปัจจุบันทำได้จริง</w:t>
       </w:r>
@@ -321,6 +355,7 @@
           <w:i w:val="0"/>
           <w:color w:val="1F4E79"/>
           <w:sz w:val="36"/>
+          <w:lang w:val="th-TH" w:eastAsia="th-TH" w:bidi="th-TH"/>
         </w:rPr>
         <w:t>1.2 วัตถุประสงค์ของโครงงาน</w:t>
       </w:r>
@@ -330,6 +365,7 @@
         <w:keepLines/>
         <w:spacing w:after="40"/>
         <w:ind w:left="709" w:hanging="709"/>
+        <w:jc w:val="left"/>
       </w:pPr>
       <w:r>
         <w:rPr>
@@ -338,6 +374,7 @@
           <w:i w:val="0"/>
           <w:color w:val="111111"/>
           <w:sz w:val="32"/>
+          <w:lang w:val="th-TH" w:eastAsia="th-TH" w:bidi="th-TH"/>
         </w:rPr>
         <w:t xml:space="preserve">1.2.1 </w:t>
       </w:r>
@@ -348,6 +385,7 @@
           <w:i w:val="0"/>
           <w:color w:val="111111"/>
           <w:sz w:val="32"/>
+          <w:lang w:val="th-TH" w:eastAsia="th-TH" w:bidi="th-TH"/>
         </w:rPr>
         <w:t>เพื่อพัฒนาระบบ HandVox สำหรับรู้จำท่าทางภาษามือไทยที่กำหนดไว้ล่วงหน้าจากลำดับภาพเว็บแคมแบบเวลาจริง</w:t>
       </w:r>
@@ -357,6 +395,7 @@
         <w:keepLines/>
         <w:spacing w:after="40"/>
         <w:ind w:left="709" w:hanging="709"/>
+        <w:jc w:val="left"/>
       </w:pPr>
       <w:r>
         <w:rPr>
@@ -365,6 +404,7 @@
           <w:i w:val="0"/>
           <w:color w:val="111111"/>
           <w:sz w:val="32"/>
+          <w:lang w:val="th-TH" w:eastAsia="th-TH" w:bidi="th-TH"/>
         </w:rPr>
         <w:t xml:space="preserve">1.2.2 </w:t>
       </w:r>
@@ -375,6 +415,7 @@
           <w:i w:val="0"/>
           <w:color w:val="111111"/>
           <w:sz w:val="32"/>
+          <w:lang w:val="th-TH" w:eastAsia="th-TH" w:bidi="th-TH"/>
         </w:rPr>
         <w:t>เพื่อพัฒนากระบวนการเก็บคลิป เพิ่มหรือลบท่า และฝึกแบบจำลองใหม่โดยผู้ใช้ไม่จำเป็นต้องแก้ไขซอร์สโค้ดโดยตรง</w:t>
       </w:r>
@@ -384,6 +425,7 @@
         <w:keepLines/>
         <w:spacing w:after="40"/>
         <w:ind w:left="709" w:hanging="709"/>
+        <w:jc w:val="left"/>
       </w:pPr>
       <w:r>
         <w:rPr>
@@ -392,6 +434,7 @@
           <w:i w:val="0"/>
           <w:color w:val="111111"/>
           <w:sz w:val="32"/>
+          <w:lang w:val="th-TH" w:eastAsia="th-TH" w:bidi="th-TH"/>
         </w:rPr>
         <w:t xml:space="preserve">1.2.3 </w:t>
       </w:r>
@@ -402,6 +445,7 @@
           <w:i w:val="0"/>
           <w:color w:val="111111"/>
           <w:sz w:val="32"/>
+          <w:lang w:val="th-TH" w:eastAsia="th-TH" w:bidi="th-TH"/>
         </w:rPr>
         <w:t>เพื่อแสดงผลการรู้จำเป็นชื่อท่า ค่าความเชื่อมั่น ข้อความสะสมเป็นประโยค และเสียงพูดภาษาไทย</w:t>
       </w:r>
@@ -411,6 +455,7 @@
         <w:keepLines/>
         <w:spacing w:after="40"/>
         <w:ind w:left="709" w:hanging="709"/>
+        <w:jc w:val="left"/>
       </w:pPr>
       <w:r>
         <w:rPr>
@@ -419,6 +464,7 @@
           <w:i w:val="0"/>
           <w:color w:val="111111"/>
           <w:sz w:val="32"/>
+          <w:lang w:val="th-TH" w:eastAsia="th-TH" w:bidi="th-TH"/>
         </w:rPr>
         <w:t xml:space="preserve">1.2.4 </w:t>
       </w:r>
@@ -429,6 +475,7 @@
           <w:i w:val="0"/>
           <w:color w:val="111111"/>
           <w:sz w:val="32"/>
+          <w:lang w:val="th-TH" w:eastAsia="th-TH" w:bidi="th-TH"/>
         </w:rPr>
         <w:t>เพื่อประเมินผลการจำแนกภายในชุดข้อมูลของโครงงาน และระบุข้อจำกัดที่ต้องตรวจสอบก่อนนำไปใช้กับผู้ใช้หรือสภาพแวดล้อมใหม่</w:t>
       </w:r>
@@ -444,6 +491,7 @@
           <w:i w:val="0"/>
           <w:color w:val="1F4E79"/>
           <w:sz w:val="36"/>
+          <w:lang w:val="th-TH" w:eastAsia="th-TH" w:bidi="th-TH"/>
         </w:rPr>
         <w:t>1.3 ขอบเขตของโครงงาน</w:t>
       </w:r>
@@ -459,6 +507,7 @@
           <w:i w:val="0"/>
           <w:color w:val="111111"/>
           <w:sz w:val="32"/>
+          <w:lang w:val="th-TH" w:eastAsia="th-TH" w:bidi="th-TH"/>
         </w:rPr>
         <w:t>1.3.1 ขอบเขตด้านการทำงาน</w:t>
       </w:r>
@@ -468,6 +517,7 @@
         <w:keepLines/>
         <w:spacing w:after="40"/>
         <w:ind w:left="709" w:hanging="709"/>
+        <w:jc w:val="left"/>
       </w:pPr>
       <w:r>
         <w:rPr>
@@ -476,6 +526,7 @@
           <w:i w:val="0"/>
           <w:color w:val="111111"/>
           <w:sz w:val="32"/>
+          <w:lang w:val="th-TH" w:eastAsia="th-TH" w:bidi="th-TH"/>
         </w:rPr>
         <w:t xml:space="preserve">1) </w:t>
       </w:r>
@@ -486,6 +537,7 @@
           <w:i w:val="0"/>
           <w:color w:val="111111"/>
           <w:sz w:val="32"/>
+          <w:lang w:val="th-TH" w:eastAsia="th-TH" w:bidi="th-TH"/>
         </w:rPr>
         <w:t>รับภาพจากเว็บแคมหนึ่งตัวและประมวลผลบุคคลหนึ่งคน โดยต้องเห็นช่วงไหล่และมืออย่างน้อยหนึ่งข้าง</w:t>
       </w:r>
@@ -495,6 +547,7 @@
         <w:keepLines/>
         <w:spacing w:after="40"/>
         <w:ind w:left="709" w:hanging="709"/>
+        <w:jc w:val="left"/>
       </w:pPr>
       <w:r>
         <w:rPr>
@@ -503,6 +556,7 @@
           <w:i w:val="0"/>
           <w:color w:val="111111"/>
           <w:sz w:val="32"/>
+          <w:lang w:val="th-TH" w:eastAsia="th-TH" w:bidi="th-TH"/>
         </w:rPr>
         <w:t xml:space="preserve">2) </w:t>
       </w:r>
@@ -513,6 +567,7 @@
           <w:i w:val="0"/>
           <w:color w:val="111111"/>
           <w:sz w:val="32"/>
+          <w:lang w:val="th-TH" w:eastAsia="th-TH" w:bidi="th-TH"/>
         </w:rPr>
         <w:t>รู้จำท่าทีละหนึ่งคำจากหน้าต่างข้อมูลล่าสุด 30 เฟรม และจำแนกเฉพาะท่าที่มีอยู่ในชุดข้อมูลของโครงงาน</w:t>
       </w:r>
@@ -522,6 +577,7 @@
         <w:keepLines/>
         <w:spacing w:after="40"/>
         <w:ind w:left="709" w:hanging="709"/>
+        <w:jc w:val="left"/>
       </w:pPr>
       <w:r>
         <w:rPr>
@@ -530,6 +586,7 @@
           <w:i w:val="0"/>
           <w:color w:val="111111"/>
           <w:sz w:val="32"/>
+          <w:lang w:val="th-TH" w:eastAsia="th-TH" w:bidi="th-TH"/>
         </w:rPr>
         <w:t xml:space="preserve">3) </w:t>
       </w:r>
@@ -540,6 +597,7 @@
           <w:i w:val="0"/>
           <w:color w:val="111111"/>
           <w:sz w:val="32"/>
+          <w:lang w:val="th-TH" w:eastAsia="th-TH" w:bidi="th-TH"/>
         </w:rPr>
         <w:t>แสดงชื่อท่าและค่าความเชื่อมั่น ใช้ผลย้อนหลัง 3 ครั้งเพื่อลดการสั่นของคำทำนาย และรับผลเมื่อความเชื่อมั่นไม่น้อยกว่า 0.40</w:t>
       </w:r>
@@ -549,6 +607,7 @@
         <w:keepLines/>
         <w:spacing w:after="40"/>
         <w:ind w:left="709" w:hanging="709"/>
+        <w:jc w:val="left"/>
       </w:pPr>
       <w:r>
         <w:rPr>
@@ -557,6 +616,7 @@
           <w:i w:val="0"/>
           <w:color w:val="111111"/>
           <w:sz w:val="32"/>
+          <w:lang w:val="th-TH" w:eastAsia="th-TH" w:bidi="th-TH"/>
         </w:rPr>
         <w:t xml:space="preserve">4) </w:t>
       </w:r>
@@ -567,6 +627,7 @@
           <w:i w:val="0"/>
           <w:color w:val="111111"/>
           <w:sz w:val="32"/>
+          <w:lang w:val="th-TH" w:eastAsia="th-TH" w:bidi="th-TH"/>
         </w:rPr>
         <w:t>เพิ่มคำลงในประโยค ลบคำ ล้างประโยค และอ่านออกเสียงด้วย gTTS เมื่อเชื่อมต่ออินเทอร์เน็ต</w:t>
       </w:r>
@@ -576,6 +637,7 @@
         <w:keepLines/>
         <w:spacing w:after="40"/>
         <w:ind w:left="709" w:hanging="709"/>
+        <w:jc w:val="left"/>
       </w:pPr>
       <w:r>
         <w:rPr>
@@ -584,6 +646,7 @@
           <w:i w:val="0"/>
           <w:color w:val="111111"/>
           <w:sz w:val="32"/>
+          <w:lang w:val="th-TH" w:eastAsia="th-TH" w:bidi="th-TH"/>
         </w:rPr>
         <w:t xml:space="preserve">5) </w:t>
       </w:r>
@@ -594,6 +657,7 @@
           <w:i w:val="0"/>
           <w:color w:val="111111"/>
           <w:sz w:val="32"/>
+          <w:lang w:val="th-TH" w:eastAsia="th-TH" w:bidi="th-TH"/>
         </w:rPr>
         <w:t>เพิ่มท่า ลบท่า สำรองข้อมูล และฝึกโมเดลใหม่ผ่านเมนูหรือไฟล์คำสั่งของระบบ</w:t>
       </w:r>
@@ -609,6 +673,7 @@
           <w:i w:val="0"/>
           <w:color w:val="111111"/>
           <w:sz w:val="32"/>
+          <w:lang w:val="th-TH" w:eastAsia="th-TH" w:bidi="th-TH"/>
         </w:rPr>
         <w:t>1.3.2 ขอบเขตด้านข้อมูลและแบบจำลอง</w:t>
       </w:r>
@@ -618,6 +683,7 @@
         <w:keepLines/>
         <w:spacing w:after="40"/>
         <w:ind w:left="709" w:hanging="709"/>
+        <w:jc w:val="left"/>
       </w:pPr>
       <w:r>
         <w:rPr>
@@ -626,6 +692,7 @@
           <w:i w:val="0"/>
           <w:color w:val="111111"/>
           <w:sz w:val="32"/>
+          <w:lang w:val="th-TH" w:eastAsia="th-TH" w:bidi="th-TH"/>
         </w:rPr>
         <w:t xml:space="preserve">1) </w:t>
       </w:r>
@@ -636,6 +703,7 @@
           <w:i w:val="0"/>
           <w:color w:val="111111"/>
           <w:sz w:val="32"/>
+          <w:lang w:val="th-TH" w:eastAsia="th-TH" w:bidi="th-TH"/>
         </w:rPr>
         <w:t>หนึ่งท่าประกอบด้วยคลิปอย่างน้อย 30 คลิป คลิปละ 30 เฟรมที่ตรวจพบโครงร่างร่างกายและมือได้ครบตามเงื่อนไข</w:t>
       </w:r>
@@ -645,6 +713,7 @@
         <w:keepLines/>
         <w:spacing w:after="40"/>
         <w:ind w:left="709" w:hanging="709"/>
+        <w:jc w:val="left"/>
       </w:pPr>
       <w:r>
         <w:rPr>
@@ -653,6 +722,7 @@
           <w:i w:val="0"/>
           <w:color w:val="111111"/>
           <w:sz w:val="32"/>
+          <w:lang w:val="th-TH" w:eastAsia="th-TH" w:bidi="th-TH"/>
         </w:rPr>
         <w:t xml:space="preserve">2) </w:t>
       </w:r>
@@ -663,6 +733,7 @@
           <w:i w:val="0"/>
           <w:color w:val="111111"/>
           <w:sz w:val="32"/>
+          <w:lang w:val="th-TH" w:eastAsia="th-TH" w:bidi="th-TH"/>
         </w:rPr>
         <w:t>หนึ่งเฟรมใช้ 171 คุณลักษณะ ได้แก่ 15 จุดของช่วงบน มือซ้าย 21 จุด และมือขวา 21 จุด โดยแต่ละจุดมีพิกัด x, y และ z</w:t>
       </w:r>
@@ -672,6 +743,7 @@
         <w:keepLines/>
         <w:spacing w:after="40"/>
         <w:ind w:left="709" w:hanging="709"/>
+        <w:jc w:val="left"/>
       </w:pPr>
       <w:r>
         <w:rPr>
@@ -680,6 +752,7 @@
           <w:i w:val="0"/>
           <w:color w:val="111111"/>
           <w:sz w:val="32"/>
+          <w:lang w:val="th-TH" w:eastAsia="th-TH" w:bidi="th-TH"/>
         </w:rPr>
         <w:t xml:space="preserve">3) </w:t>
       </w:r>
@@ -690,6 +763,7 @@
           <w:i w:val="0"/>
           <w:color w:val="111111"/>
           <w:sz w:val="32"/>
+          <w:lang w:val="th-TH" w:eastAsia="th-TH" w:bidi="th-TH"/>
         </w:rPr>
         <w:t>หนึ่งคลิปถูกทำให้เป็นเวกเตอร์ 5,130 ค่า (30 × 171) เพื่อฝึก SVM แบบ RBF</w:t>
       </w:r>
@@ -699,6 +773,7 @@
         <w:keepLines/>
         <w:spacing w:after="40"/>
         <w:ind w:left="709" w:hanging="709"/>
+        <w:jc w:val="left"/>
       </w:pPr>
       <w:r>
         <w:rPr>
@@ -707,6 +782,7 @@
           <w:i w:val="0"/>
           <w:color w:val="111111"/>
           <w:sz w:val="32"/>
+          <w:lang w:val="th-TH" w:eastAsia="th-TH" w:bidi="th-TH"/>
         </w:rPr>
         <w:t xml:space="preserve">4) </w:t>
       </w:r>
@@ -717,8 +793,9 @@
           <w:i w:val="0"/>
           <w:color w:val="111111"/>
           <w:sz w:val="32"/>
+          <w:lang w:val="th-TH" w:eastAsia="th-TH" w:bidi="th-TH"/>
         </w:rPr>
-        <w:t>ชุดข้อมูลที่ตรวจสอบ ณ วันที่ 1 สิงหาคม 2569 มี 3 ท่า ได้แก่ สวัสดี ขอบคุณ และขอโทษ รวม 90 คลิป</w:t>
+        <w:t>ชุดข้อมูลที่ตรวจสอบ ณ วันที่ 4 สิงหาคม 2569 มี 4 ท่า ได้แก่ สวัสดี ขอโทษ ไม่เป็นไร และขอบคุณ รวม 120 คลิป</w:t>
       </w:r>
     </w:p>
     <w:p>
@@ -732,6 +809,7 @@
           <w:i w:val="0"/>
           <w:color w:val="111111"/>
           <w:sz w:val="32"/>
+          <w:lang w:val="th-TH" w:eastAsia="th-TH" w:bidi="th-TH"/>
         </w:rPr>
         <w:t>1.3.3 ขอบเขตด้านแพลตฟอร์ม</w:t>
       </w:r>
@@ -741,6 +819,7 @@
         <w:keepLines/>
         <w:spacing w:after="40"/>
         <w:ind w:left="709" w:hanging="709"/>
+        <w:jc w:val="left"/>
       </w:pPr>
       <w:r>
         <w:rPr>
@@ -749,6 +828,7 @@
           <w:i w:val="0"/>
           <w:color w:val="111111"/>
           <w:sz w:val="32"/>
+          <w:lang w:val="th-TH" w:eastAsia="th-TH" w:bidi="th-TH"/>
         </w:rPr>
         <w:t xml:space="preserve">1) </w:t>
       </w:r>
@@ -759,6 +839,7 @@
           <w:i w:val="0"/>
           <w:color w:val="111111"/>
           <w:sz w:val="32"/>
+          <w:lang w:val="th-TH" w:eastAsia="th-TH" w:bidi="th-TH"/>
         </w:rPr>
         <w:t>ทำงานบนระบบปฏิบัติการ Windows 10 หรือ Windows 11</w:t>
       </w:r>
@@ -768,6 +849,7 @@
         <w:keepLines/>
         <w:spacing w:after="40"/>
         <w:ind w:left="709" w:hanging="709"/>
+        <w:jc w:val="left"/>
       </w:pPr>
       <w:r>
         <w:rPr>
@@ -776,6 +858,7 @@
           <w:i w:val="0"/>
           <w:color w:val="111111"/>
           <w:sz w:val="32"/>
+          <w:lang w:val="th-TH" w:eastAsia="th-TH" w:bidi="th-TH"/>
         </w:rPr>
         <w:t xml:space="preserve">2) </w:t>
       </w:r>
@@ -786,6 +869,7 @@
           <w:i w:val="0"/>
           <w:color w:val="111111"/>
           <w:sz w:val="32"/>
+          <w:lang w:val="th-TH" w:eastAsia="th-TH" w:bidi="th-TH"/>
         </w:rPr>
         <w:t>ใช้ Python 3.10 หรือ 3.11 และไลบรารีตามไฟล์ requirements.txt ของโครงงาน</w:t>
       </w:r>
@@ -795,6 +879,7 @@
         <w:keepLines/>
         <w:spacing w:after="40"/>
         <w:ind w:left="709" w:hanging="709"/>
+        <w:jc w:val="left"/>
       </w:pPr>
       <w:r>
         <w:rPr>
@@ -803,6 +888,7 @@
           <w:i w:val="0"/>
           <w:color w:val="111111"/>
           <w:sz w:val="32"/>
+          <w:lang w:val="th-TH" w:eastAsia="th-TH" w:bidi="th-TH"/>
         </w:rPr>
         <w:t xml:space="preserve">3) </w:t>
       </w:r>
@@ -813,6 +899,7 @@
           <w:i w:val="0"/>
           <w:color w:val="111111"/>
           <w:sz w:val="32"/>
+          <w:lang w:val="th-TH" w:eastAsia="th-TH" w:bidi="th-TH"/>
         </w:rPr>
         <w:t>ใช้กล้องเว็บแคมและลำโพง โดยอินเทอร์เน็ตจำเป็นสำหรับการติดตั้งครั้งแรกและการสร้างเสียงด้วย gTTS</w:t>
       </w:r>
@@ -828,6 +915,7 @@
           <w:i w:val="0"/>
           <w:color w:val="111111"/>
           <w:sz w:val="32"/>
+          <w:lang w:val="th-TH" w:eastAsia="th-TH" w:bidi="th-TH"/>
         </w:rPr>
         <w:t>1.3.4 สิ่งที่อยู่นอกขอบเขต</w:t>
       </w:r>
@@ -837,6 +925,7 @@
         <w:keepLines/>
         <w:spacing w:after="40"/>
         <w:ind w:left="709" w:hanging="709"/>
+        <w:jc w:val="left"/>
       </w:pPr>
       <w:r>
         <w:rPr>
@@ -845,6 +934,7 @@
           <w:i w:val="0"/>
           <w:color w:val="111111"/>
           <w:sz w:val="32"/>
+          <w:lang w:val="th-TH" w:eastAsia="th-TH" w:bidi="th-TH"/>
         </w:rPr>
         <w:t xml:space="preserve">1) </w:t>
       </w:r>
@@ -855,6 +945,7 @@
           <w:i w:val="0"/>
           <w:color w:val="111111"/>
           <w:sz w:val="32"/>
+          <w:lang w:val="th-TH" w:eastAsia="th-TH" w:bidi="th-TH"/>
         </w:rPr>
         <w:t>ไม่รองรับการรู้จำภาษามือต่อเนื่องหลายคำโดยอัตโนมัติ การวิเคราะห์ไวยากรณ์ หรือการแปลเป็นประโยคภาษาพูด</w:t>
       </w:r>
@@ -864,6 +955,7 @@
         <w:keepLines/>
         <w:spacing w:after="40"/>
         <w:ind w:left="709" w:hanging="709"/>
+        <w:jc w:val="left"/>
       </w:pPr>
       <w:r>
         <w:rPr>
@@ -872,6 +964,7 @@
           <w:i w:val="0"/>
           <w:color w:val="111111"/>
           <w:sz w:val="32"/>
+          <w:lang w:val="th-TH" w:eastAsia="th-TH" w:bidi="th-TH"/>
         </w:rPr>
         <w:t xml:space="preserve">2) </w:t>
       </w:r>
@@ -882,6 +975,7 @@
           <w:i w:val="0"/>
           <w:color w:val="111111"/>
           <w:sz w:val="32"/>
+          <w:lang w:val="th-TH" w:eastAsia="th-TH" w:bidi="th-TH"/>
         </w:rPr>
         <w:t>ไม่ได้ใช้จุดใบหน้าและการแสดงสีหน้าเป็นคุณลักษณะ แม้ MediaPipe Holistic จะตรวจหาได้</w:t>
       </w:r>
@@ -891,6 +985,7 @@
         <w:keepLines/>
         <w:spacing w:after="40"/>
         <w:ind w:left="709" w:hanging="709"/>
+        <w:jc w:val="left"/>
       </w:pPr>
       <w:r>
         <w:rPr>
@@ -899,6 +994,7 @@
           <w:i w:val="0"/>
           <w:color w:val="111111"/>
           <w:sz w:val="32"/>
+          <w:lang w:val="th-TH" w:eastAsia="th-TH" w:bidi="th-TH"/>
         </w:rPr>
         <w:t xml:space="preserve">3) </w:t>
       </w:r>
@@ -909,6 +1005,7 @@
           <w:i w:val="0"/>
           <w:color w:val="111111"/>
           <w:sz w:val="32"/>
+          <w:lang w:val="th-TH" w:eastAsia="th-TH" w:bidi="th-TH"/>
         </w:rPr>
         <w:t>ยังไม่ผ่านการรับรองสำหรับการสื่อสารที่เกี่ยวข้องกับการแพทย์ กฎหมาย ความปลอดภัย หรือการใช้แทนล่ามภาษามือ</w:t>
       </w:r>
@@ -924,6 +1021,7 @@
           <w:i w:val="0"/>
           <w:color w:val="1F4E79"/>
           <w:sz w:val="36"/>
+          <w:lang w:val="th-TH" w:eastAsia="th-TH" w:bidi="th-TH"/>
         </w:rPr>
         <w:t>1.4 วิธีดำเนินโครงงานโดยสรุป</w:t>
       </w:r>
@@ -933,6 +1031,7 @@
         <w:keepLines/>
         <w:spacing w:after="40"/>
         <w:ind w:left="709" w:hanging="709"/>
+        <w:jc w:val="left"/>
       </w:pPr>
       <w:r>
         <w:rPr>
@@ -941,6 +1040,7 @@
           <w:i w:val="0"/>
           <w:color w:val="111111"/>
           <w:sz w:val="32"/>
+          <w:lang w:val="th-TH" w:eastAsia="th-TH" w:bidi="th-TH"/>
         </w:rPr>
         <w:t xml:space="preserve">1.4.1 </w:t>
       </w:r>
@@ -951,6 +1051,7 @@
           <w:i w:val="0"/>
           <w:color w:val="111111"/>
           <w:sz w:val="32"/>
+          <w:lang w:val="th-TH" w:eastAsia="th-TH" w:bidi="th-TH"/>
         </w:rPr>
         <w:t>ศึกษาปัญหา หลักการรู้จำท่าทาง และข้อจำกัดของการกล่าวอ้างว่าเป็นการแปลภาษา</w:t>
       </w:r>
@@ -960,6 +1061,7 @@
         <w:keepLines/>
         <w:spacing w:after="40"/>
         <w:ind w:left="709" w:hanging="709"/>
+        <w:jc w:val="left"/>
       </w:pPr>
       <w:r>
         <w:rPr>
@@ -968,6 +1070,7 @@
           <w:i w:val="0"/>
           <w:color w:val="111111"/>
           <w:sz w:val="32"/>
+          <w:lang w:val="th-TH" w:eastAsia="th-TH" w:bidi="th-TH"/>
         </w:rPr>
         <w:t xml:space="preserve">1.4.2 </w:t>
       </w:r>
@@ -978,6 +1081,7 @@
           <w:i w:val="0"/>
           <w:color w:val="111111"/>
           <w:sz w:val="32"/>
+          <w:lang w:val="th-TH" w:eastAsia="th-TH" w:bidi="th-TH"/>
         </w:rPr>
         <w:t>วิเคราะห์ความต้องการและออกแบบกระบวนการเก็บข้อมูล ฝึกแบบจำลอง และใช้งานแบบเวลาจริง</w:t>
       </w:r>
@@ -987,6 +1091,7 @@
         <w:keepLines/>
         <w:spacing w:after="40"/>
         <w:ind w:left="709" w:hanging="709"/>
+        <w:jc w:val="left"/>
       </w:pPr>
       <w:r>
         <w:rPr>
@@ -995,6 +1100,7 @@
           <w:i w:val="0"/>
           <w:color w:val="111111"/>
           <w:sz w:val="32"/>
+          <w:lang w:val="th-TH" w:eastAsia="th-TH" w:bidi="th-TH"/>
         </w:rPr>
         <w:t xml:space="preserve">1.4.3 </w:t>
       </w:r>
@@ -1005,6 +1111,7 @@
           <w:i w:val="0"/>
           <w:color w:val="111111"/>
           <w:sz w:val="32"/>
+          <w:lang w:val="th-TH" w:eastAsia="th-TH" w:bidi="th-TH"/>
         </w:rPr>
         <w:t>พัฒนาการสกัดคุณลักษณะจากช่วงบนและมือทั้งสองข้าง พร้อมปรับมาตรฐานด้วยจุดกึ่งกลางและระยะระหว่างไหล่</w:t>
       </w:r>
@@ -1014,6 +1121,7 @@
         <w:keepLines/>
         <w:spacing w:after="40"/>
         <w:ind w:left="709" w:hanging="709"/>
+        <w:jc w:val="left"/>
       </w:pPr>
       <w:r>
         <w:rPr>
@@ -1022,6 +1130,7 @@
           <w:i w:val="0"/>
           <w:color w:val="111111"/>
           <w:sz w:val="32"/>
+          <w:lang w:val="th-TH" w:eastAsia="th-TH" w:bidi="th-TH"/>
         </w:rPr>
         <w:t xml:space="preserve">1.4.4 </w:t>
       </w:r>
@@ -1032,6 +1141,7 @@
           <w:i w:val="0"/>
           <w:color w:val="111111"/>
           <w:sz w:val="32"/>
+          <w:lang w:val="th-TH" w:eastAsia="th-TH" w:bidi="th-TH"/>
         </w:rPr>
         <w:t>เก็บคลิปที่มีป้ายกำกับ แบ่งข้อมูลแบบ stratified และฝึก SVM แบบ RBF</w:t>
       </w:r>
@@ -1041,6 +1151,7 @@
         <w:keepLines/>
         <w:spacing w:after="40"/>
         <w:ind w:left="709" w:hanging="709"/>
+        <w:jc w:val="left"/>
       </w:pPr>
       <w:r>
         <w:rPr>
@@ -1049,6 +1160,7 @@
           <w:i w:val="0"/>
           <w:color w:val="111111"/>
           <w:sz w:val="32"/>
+          <w:lang w:val="th-TH" w:eastAsia="th-TH" w:bidi="th-TH"/>
         </w:rPr>
         <w:t xml:space="preserve">1.4.5 </w:t>
       </w:r>
@@ -1059,6 +1171,7 @@
           <w:i w:val="0"/>
           <w:color w:val="111111"/>
           <w:sz w:val="32"/>
+          <w:lang w:val="th-TH" w:eastAsia="th-TH" w:bidi="th-TH"/>
         </w:rPr>
         <w:t>ทดสอบฟังก์ชันการทำงาน ประเมินผลการจำแนก และวิเคราะห์ข้อจำกัดด้านข้อมูล ผู้ใช้ และสภาพแวดล้อม</w:t>
       </w:r>
@@ -1068,6 +1181,7 @@
         <w:keepLines/>
         <w:spacing w:after="40"/>
         <w:ind w:left="709" w:hanging="709"/>
+        <w:jc w:val="left"/>
       </w:pPr>
       <w:r>
         <w:rPr>
@@ -1076,6 +1190,7 @@
           <w:i w:val="0"/>
           <w:color w:val="111111"/>
           <w:sz w:val="32"/>
+          <w:lang w:val="th-TH" w:eastAsia="th-TH" w:bidi="th-TH"/>
         </w:rPr>
         <w:t xml:space="preserve">1.4.6 </w:t>
       </w:r>
@@ -1086,6 +1201,7 @@
           <w:i w:val="0"/>
           <w:color w:val="111111"/>
           <w:sz w:val="32"/>
+          <w:lang w:val="th-TH" w:eastAsia="th-TH" w:bidi="th-TH"/>
         </w:rPr>
         <w:t>จัดทำเอกสาร สรุปผล และเสนอแนวทางพัฒนาต่อ</w:t>
       </w:r>
@@ -1101,6 +1217,7 @@
           <w:i w:val="0"/>
           <w:color w:val="1F4E79"/>
           <w:sz w:val="36"/>
+          <w:lang w:val="th-TH" w:eastAsia="th-TH" w:bidi="th-TH"/>
         </w:rPr>
         <w:t>1.5 ประโยชน์ที่คาดว่าจะได้รับ</w:t>
       </w:r>
@@ -1110,6 +1227,7 @@
         <w:keepLines/>
         <w:spacing w:after="40"/>
         <w:ind w:left="709" w:hanging="709"/>
+        <w:jc w:val="left"/>
       </w:pPr>
       <w:r>
         <w:rPr>
@@ -1118,6 +1236,7 @@
           <w:i w:val="0"/>
           <w:color w:val="111111"/>
           <w:sz w:val="32"/>
+          <w:lang w:val="th-TH" w:eastAsia="th-TH" w:bidi="th-TH"/>
         </w:rPr>
         <w:t xml:space="preserve">1.5.1 </w:t>
       </w:r>
@@ -1128,6 +1247,7 @@
           <w:i w:val="0"/>
           <w:color w:val="111111"/>
           <w:sz w:val="32"/>
+          <w:lang w:val="th-TH" w:eastAsia="th-TH" w:bidi="th-TH"/>
         </w:rPr>
         <w:t>ได้ต้นแบบระบบรู้จำท่าทางภาษามือแบบแยกคำที่สามารถทำงานกับกล้องทั่วไปและแสดงผลได้แบบเวลาจริง</w:t>
       </w:r>
@@ -1137,6 +1257,7 @@
         <w:keepLines/>
         <w:spacing w:after="40"/>
         <w:ind w:left="709" w:hanging="709"/>
+        <w:jc w:val="left"/>
       </w:pPr>
       <w:r>
         <w:rPr>
@@ -1145,6 +1266,7 @@
           <w:i w:val="0"/>
           <w:color w:val="111111"/>
           <w:sz w:val="32"/>
+          <w:lang w:val="th-TH" w:eastAsia="th-TH" w:bidi="th-TH"/>
         </w:rPr>
         <w:t xml:space="preserve">1.5.2 </w:t>
       </w:r>
@@ -1155,6 +1277,7 @@
           <w:i w:val="0"/>
           <w:color w:val="111111"/>
           <w:sz w:val="32"/>
+          <w:lang w:val="th-TH" w:eastAsia="th-TH" w:bidi="th-TH"/>
         </w:rPr>
         <w:t>ได้กระบวนการสร้างชุดข้อมูลการเคลื่อนไหวและฝึกแบบจำลองที่ผู้ใช้สามารถเพิ่มคำศัพท์ได้เอง</w:t>
       </w:r>
@@ -1164,6 +1287,7 @@
         <w:keepLines/>
         <w:spacing w:after="40"/>
         <w:ind w:left="709" w:hanging="709"/>
+        <w:jc w:val="left"/>
       </w:pPr>
       <w:r>
         <w:rPr>
@@ -1172,6 +1296,7 @@
           <w:i w:val="0"/>
           <w:color w:val="111111"/>
           <w:sz w:val="32"/>
+          <w:lang w:val="th-TH" w:eastAsia="th-TH" w:bidi="th-TH"/>
         </w:rPr>
         <w:t xml:space="preserve">1.5.3 </w:t>
       </w:r>
@@ -1182,6 +1307,7 @@
           <w:i w:val="0"/>
           <w:color w:val="111111"/>
           <w:sz w:val="32"/>
+          <w:lang w:val="th-TH" w:eastAsia="th-TH" w:bidi="th-TH"/>
         </w:rPr>
         <w:t>ได้กรณีศึกษาการประยุกต์ใช้ Computer Vision และ Machine Learning เพื่อสนับสนุนการสื่อสารอย่างมีขอบเขตและตรวจสอบได้</w:t>
       </w:r>
@@ -1191,6 +1317,7 @@
         <w:keepLines/>
         <w:spacing w:after="40"/>
         <w:ind w:left="709" w:hanging="709"/>
+        <w:jc w:val="left"/>
       </w:pPr>
       <w:r>
         <w:rPr>
@@ -1199,6 +1326,7 @@
           <w:i w:val="0"/>
           <w:color w:val="111111"/>
           <w:sz w:val="32"/>
+          <w:lang w:val="th-TH" w:eastAsia="th-TH" w:bidi="th-TH"/>
         </w:rPr>
         <w:t xml:space="preserve">1.5.4 </w:t>
       </w:r>
@@ -1209,6 +1337,7 @@
           <w:i w:val="0"/>
           <w:color w:val="111111"/>
           <w:sz w:val="32"/>
+          <w:lang w:val="th-TH" w:eastAsia="th-TH" w:bidi="th-TH"/>
         </w:rPr>
         <w:t>ได้ข้อมูลข้อจำกัดและแนวทางพัฒนาสำหรับการทดสอบกับผู้ใช้หลายคน สภาพแวดล้อมหลายแบบ และคำศัพท์ที่มากขึ้น</w:t>
       </w:r>
@@ -1224,23 +1353,9 @@
           <w:i w:val="0"/>
           <w:color w:val="1F4E79"/>
           <w:sz w:val="36"/>
+          <w:lang w:val="th-TH" w:eastAsia="th-TH" w:bidi="th-TH"/>
         </w:rPr>
         <w:t>1.6 ทรัพยากรที่ใช้ในการพัฒนา</w:t>
-      </w:r>
-    </w:p>
-    <w:p>
-      <w:pPr>
-        <w:pStyle w:val="Caption"/>
-      </w:pPr>
-      <w:r>
-        <w:rPr>
-          <w:rFonts w:ascii="Angsana New" w:hAnsi="Angsana New" w:eastAsia="Angsana New" w:cs="Angsana New"/>
-          <w:b w:val="0"/>
-          <w:i w:val="0"/>
-          <w:color w:val="111111"/>
-          <w:sz w:val="28"/>
-        </w:rPr>
-        <w:t>ตารางที่ 1.1 ทรัพยากรหลักของโครงงาน</w:t>
       </w:r>
     </w:p>
     <w:tbl>
@@ -1268,6 +1383,7 @@
       <w:tr>
         <w:trPr>
           <w:tblHeader w:val="true"/>
+          <w:cantSplit w:val="true"/>
         </w:trPr>
         <w:tc>
           <w:tcPr>
@@ -1283,6 +1399,7 @@
           </w:tcPr>
           <w:p>
             <w:pPr>
+              <w:keepNext/>
               <w:spacing w:after="0"/>
               <w:ind w:firstLine="0"/>
               <w:jc w:val="center"/>
@@ -1294,6 +1411,7 @@
                 <w:i w:val="0"/>
                 <w:color w:val="1F4E79"/>
                 <w:sz w:val="28"/>
+                <w:lang w:val="th-TH" w:eastAsia="th-TH" w:bidi="th-TH"/>
               </w:rPr>
               <w:t>ประเภท</w:t>
             </w:r>
@@ -1313,6 +1431,7 @@
           </w:tcPr>
           <w:p>
             <w:pPr>
+              <w:keepNext/>
               <w:spacing w:after="0"/>
               <w:ind w:firstLine="0"/>
               <w:jc w:val="center"/>
@@ -1324,6 +1443,7 @@
                 <w:i w:val="0"/>
                 <w:color w:val="1F4E79"/>
                 <w:sz w:val="28"/>
+                <w:lang w:val="th-TH" w:eastAsia="th-TH" w:bidi="th-TH"/>
               </w:rPr>
               <w:t>รายการ</w:t>
             </w:r>
@@ -1343,6 +1463,7 @@
           </w:tcPr>
           <w:p>
             <w:pPr>
+              <w:keepNext/>
               <w:spacing w:after="0"/>
               <w:ind w:firstLine="0"/>
               <w:jc w:val="center"/>
@@ -1354,6 +1475,7 @@
                 <w:i w:val="0"/>
                 <w:color w:val="1F4E79"/>
                 <w:sz w:val="28"/>
+                <w:lang w:val="th-TH" w:eastAsia="th-TH" w:bidi="th-TH"/>
               </w:rPr>
               <w:t>หน้าที่</w:t>
             </w:r>
@@ -1361,6 +1483,9 @@
         </w:tc>
       </w:tr>
       <w:tr>
+        <w:trPr>
+          <w:cantSplit w:val="true"/>
+        </w:trPr>
         <w:tc>
           <w:tcPr>
             <w:tcW w:type="dxa" w:w="1474"/>
@@ -1385,6 +1510,7 @@
                 <w:i w:val="0"/>
                 <w:color w:val="111111"/>
                 <w:sz w:val="28"/>
+                <w:lang w:val="th-TH" w:eastAsia="th-TH" w:bidi="th-TH"/>
               </w:rPr>
               <w:t>ฮาร์ดแวร์</w:t>
             </w:r>
@@ -1414,6 +1540,7 @@
                 <w:i w:val="0"/>
                 <w:color w:val="111111"/>
                 <w:sz w:val="28"/>
+                <w:lang w:val="th-TH" w:eastAsia="th-TH" w:bidi="th-TH"/>
               </w:rPr>
               <w:t>คอมพิวเตอร์ที่รองรับ Python และเว็บแคม</w:t>
             </w:r>
@@ -1443,6 +1570,7 @@
                 <w:i w:val="0"/>
                 <w:color w:val="111111"/>
                 <w:sz w:val="28"/>
+                <w:lang w:val="th-TH" w:eastAsia="th-TH" w:bidi="th-TH"/>
               </w:rPr>
               <w:t>พัฒนา ฝึกแบบจำลอง และประมวลผลภาพ</w:t>
             </w:r>
@@ -1450,6 +1578,9 @@
         </w:tc>
       </w:tr>
       <w:tr>
+        <w:trPr>
+          <w:cantSplit w:val="true"/>
+        </w:trPr>
         <w:tc>
           <w:tcPr>
             <w:tcW w:type="dxa" w:w="1474"/>
@@ -1474,6 +1605,7 @@
                 <w:i w:val="0"/>
                 <w:color w:val="111111"/>
                 <w:sz w:val="28"/>
+                <w:lang w:val="th-TH" w:eastAsia="th-TH" w:bidi="th-TH"/>
               </w:rPr>
               <w:t>ฮาร์ดแวร์</w:t>
             </w:r>
@@ -1503,6 +1635,7 @@
                 <w:i w:val="0"/>
                 <w:color w:val="111111"/>
                 <w:sz w:val="28"/>
+                <w:lang w:val="th-TH" w:eastAsia="th-TH" w:bidi="th-TH"/>
               </w:rPr>
               <w:t>เว็บแคมความละเอียดที่รองรับ 1280 × 720 พิกเซล</w:t>
             </w:r>
@@ -1532,6 +1665,7 @@
                 <w:i w:val="0"/>
                 <w:color w:val="111111"/>
                 <w:sz w:val="28"/>
+                <w:lang w:val="th-TH" w:eastAsia="th-TH" w:bidi="th-TH"/>
               </w:rPr>
               <w:t>รับภาพช่วงบนและมือของผู้ใช้</w:t>
             </w:r>
@@ -1539,6 +1673,9 @@
         </w:tc>
       </w:tr>
       <w:tr>
+        <w:trPr>
+          <w:cantSplit w:val="true"/>
+        </w:trPr>
         <w:tc>
           <w:tcPr>
             <w:tcW w:type="dxa" w:w="1474"/>
@@ -1563,6 +1700,7 @@
                 <w:i w:val="0"/>
                 <w:color w:val="111111"/>
                 <w:sz w:val="28"/>
+                <w:lang w:val="th-TH" w:eastAsia="th-TH" w:bidi="th-TH"/>
               </w:rPr>
               <w:t>ซอฟต์แวร์</w:t>
             </w:r>
@@ -1592,6 +1730,7 @@
                 <w:i w:val="0"/>
                 <w:color w:val="111111"/>
                 <w:sz w:val="28"/>
+                <w:lang w:val="th-TH" w:eastAsia="th-TH" w:bidi="th-TH"/>
               </w:rPr>
               <w:t>Windows 10/11 และ Python 3.10/3.11</w:t>
             </w:r>
@@ -1621,6 +1760,7 @@
                 <w:i w:val="0"/>
                 <w:color w:val="111111"/>
                 <w:sz w:val="28"/>
+                <w:lang w:val="th-TH" w:eastAsia="th-TH" w:bidi="th-TH"/>
               </w:rPr>
               <w:t>สภาพแวดล้อมหลักของโปรแกรม</w:t>
             </w:r>
@@ -1628,6 +1768,9 @@
         </w:tc>
       </w:tr>
       <w:tr>
+        <w:trPr>
+          <w:cantSplit w:val="true"/>
+        </w:trPr>
         <w:tc>
           <w:tcPr>
             <w:tcW w:type="dxa" w:w="1474"/>
@@ -1652,6 +1795,7 @@
                 <w:i w:val="0"/>
                 <w:color w:val="111111"/>
                 <w:sz w:val="28"/>
+                <w:lang w:val="th-TH" w:eastAsia="th-TH" w:bidi="th-TH"/>
               </w:rPr>
               <w:t>ไลบรารี</w:t>
             </w:r>
@@ -1681,6 +1825,7 @@
                 <w:i w:val="0"/>
                 <w:color w:val="111111"/>
                 <w:sz w:val="28"/>
+                <w:lang w:val="th-TH" w:eastAsia="th-TH" w:bidi="th-TH"/>
               </w:rPr>
               <w:t>OpenCV 4.8.1 และ MediaPipe 0.10.9</w:t>
             </w:r>
@@ -1710,6 +1855,7 @@
                 <w:i w:val="0"/>
                 <w:color w:val="111111"/>
                 <w:sz w:val="28"/>
+                <w:lang w:val="th-TH" w:eastAsia="th-TH" w:bidi="th-TH"/>
               </w:rPr>
               <w:t>รับภาพ วาดส่วนติดต่อ และตรวจหาจุดสำคัญ</w:t>
             </w:r>
@@ -1717,6 +1863,9 @@
         </w:tc>
       </w:tr>
       <w:tr>
+        <w:trPr>
+          <w:cantSplit w:val="true"/>
+        </w:trPr>
         <w:tc>
           <w:tcPr>
             <w:tcW w:type="dxa" w:w="1474"/>
@@ -1741,6 +1890,7 @@
                 <w:i w:val="0"/>
                 <w:color w:val="111111"/>
                 <w:sz w:val="28"/>
+                <w:lang w:val="th-TH" w:eastAsia="th-TH" w:bidi="th-TH"/>
               </w:rPr>
               <w:t>ไลบรารี</w:t>
             </w:r>
@@ -1770,6 +1920,7 @@
                 <w:i w:val="0"/>
                 <w:color w:val="111111"/>
                 <w:sz w:val="28"/>
+                <w:lang w:val="th-TH" w:eastAsia="th-TH" w:bidi="th-TH"/>
               </w:rPr>
               <w:t>NumPy 1.26.4 และ scikit-learn 1.3.2</w:t>
             </w:r>
@@ -1799,6 +1950,7 @@
                 <w:i w:val="0"/>
                 <w:color w:val="111111"/>
                 <w:sz w:val="28"/>
+                <w:lang w:val="th-TH" w:eastAsia="th-TH" w:bidi="th-TH"/>
               </w:rPr>
               <w:t>จัดการข้อมูลและฝึก SVM</w:t>
             </w:r>
@@ -1806,6 +1958,9 @@
         </w:tc>
       </w:tr>
       <w:tr>
+        <w:trPr>
+          <w:cantSplit w:val="true"/>
+        </w:trPr>
         <w:tc>
           <w:tcPr>
             <w:tcW w:type="dxa" w:w="1474"/>
@@ -1819,6 +1974,7 @@
           </w:tcPr>
           <w:p>
             <w:pPr>
+              <w:keepNext/>
               <w:spacing w:after="0"/>
               <w:ind w:firstLine="0"/>
               <w:jc w:val="center"/>
@@ -1830,6 +1986,7 @@
                 <w:i w:val="0"/>
                 <w:color w:val="111111"/>
                 <w:sz w:val="28"/>
+                <w:lang w:val="th-TH" w:eastAsia="th-TH" w:bidi="th-TH"/>
               </w:rPr>
               <w:t>ไลบรารี</w:t>
             </w:r>
@@ -1848,6 +2005,7 @@
           </w:tcPr>
           <w:p>
             <w:pPr>
+              <w:keepNext/>
               <w:spacing w:after="0"/>
               <w:ind w:firstLine="0"/>
               <w:jc w:val="left"/>
@@ -1859,6 +2017,7 @@
                 <w:i w:val="0"/>
                 <w:color w:val="111111"/>
                 <w:sz w:val="28"/>
+                <w:lang w:val="th-TH" w:eastAsia="th-TH" w:bidi="th-TH"/>
               </w:rPr>
               <w:t>Pillow, gTTS และ pygame</w:t>
             </w:r>
@@ -1877,6 +2036,7 @@
           </w:tcPr>
           <w:p>
             <w:pPr>
+              <w:keepNext/>
               <w:spacing w:after="0"/>
               <w:ind w:firstLine="0"/>
               <w:jc w:val="left"/>
@@ -1888,6 +2048,7 @@
                 <w:i w:val="0"/>
                 <w:color w:val="111111"/>
                 <w:sz w:val="28"/>
+                <w:lang w:val="th-TH" w:eastAsia="th-TH" w:bidi="th-TH"/>
               </w:rPr>
               <w:t>แสดงข้อความไทย สร้างเสียง และเล่นเสียง</w:t>
             </w:r>
@@ -1895,6 +2056,24 @@
         </w:tc>
       </w:tr>
     </w:tbl>
+    <w:p>
+      <w:pPr>
+        <w:pStyle w:val="Caption"/>
+        <w:keepLines/>
+        <w:spacing w:before="0" w:after="20"/>
+      </w:pPr>
+      <w:r>
+        <w:rPr>
+          <w:rFonts w:ascii="Angsana New" w:hAnsi="Angsana New" w:eastAsia="Angsana New" w:cs="Angsana New"/>
+          <w:b w:val="0"/>
+          <w:i w:val="0"/>
+          <w:color w:val="111111"/>
+          <w:sz w:val="28"/>
+          <w:lang w:val="th-TH" w:eastAsia="th-TH" w:bidi="th-TH"/>
+        </w:rPr>
+        <w:t>ตารางที่ 1.1 ทรัพยากรหลักของโครงงาน</w:t>
+      </w:r>
+    </w:p>
     <w:p>
       <w:pPr>
         <w:pStyle w:val="Heading1"/>
@@ -1906,23 +2085,9 @@
           <w:i w:val="0"/>
           <w:color w:val="1F4E79"/>
           <w:sz w:val="36"/>
+          <w:lang w:val="th-TH" w:eastAsia="th-TH" w:bidi="th-TH"/>
         </w:rPr>
         <w:t>1.7 แผนการดำเนินงาน</w:t>
-      </w:r>
-    </w:p>
-    <w:p>
-      <w:pPr>
-        <w:pStyle w:val="Caption"/>
-      </w:pPr>
-      <w:r>
-        <w:rPr>
-          <w:rFonts w:ascii="Angsana New" w:hAnsi="Angsana New" w:eastAsia="Angsana New" w:cs="Angsana New"/>
-          <w:b w:val="0"/>
-          <w:i w:val="0"/>
-          <w:color w:val="111111"/>
-          <w:sz w:val="28"/>
-        </w:rPr>
-        <w:t>ตารางที่ 1.2 แผนการดำเนินงานเชิงระยะ (สามารถแทนระยะด้วยเดือนตามปฏิทินของสถานศึกษา)</w:t>
       </w:r>
     </w:p>
     <w:tbl>
@@ -1953,6 +2118,7 @@
       <w:tr>
         <w:trPr>
           <w:tblHeader w:val="true"/>
+          <w:cantSplit w:val="true"/>
         </w:trPr>
         <w:tc>
           <w:tcPr>
@@ -1968,6 +2134,7 @@
           </w:tcPr>
           <w:p>
             <w:pPr>
+              <w:keepNext/>
               <w:spacing w:after="0"/>
               <w:ind w:firstLine="0"/>
               <w:jc w:val="center"/>
@@ -1979,6 +2146,7 @@
                 <w:i w:val="0"/>
                 <w:color w:val="1F4E79"/>
                 <w:sz w:val="26"/>
+                <w:lang w:val="th-TH" w:eastAsia="th-TH" w:bidi="th-TH"/>
               </w:rPr>
               <w:t>กิจกรรม</w:t>
             </w:r>
@@ -1998,6 +2166,7 @@
           </w:tcPr>
           <w:p>
             <w:pPr>
+              <w:keepNext/>
               <w:spacing w:after="0"/>
               <w:ind w:firstLine="0"/>
               <w:jc w:val="center"/>
@@ -2009,6 +2178,7 @@
                 <w:i w:val="0"/>
                 <w:color w:val="1F4E79"/>
                 <w:sz w:val="26"/>
+                <w:lang w:val="th-TH" w:eastAsia="th-TH" w:bidi="th-TH"/>
               </w:rPr>
               <w:t>ระยะที่ 1</w:t>
             </w:r>
@@ -2028,6 +2198,7 @@
           </w:tcPr>
           <w:p>
             <w:pPr>
+              <w:keepNext/>
               <w:spacing w:after="0"/>
               <w:ind w:firstLine="0"/>
               <w:jc w:val="center"/>
@@ -2039,6 +2210,7 @@
                 <w:i w:val="0"/>
                 <w:color w:val="1F4E79"/>
                 <w:sz w:val="26"/>
+                <w:lang w:val="th-TH" w:eastAsia="th-TH" w:bidi="th-TH"/>
               </w:rPr>
               <w:t>ระยะที่ 2</w:t>
             </w:r>
@@ -2058,6 +2230,7 @@
           </w:tcPr>
           <w:p>
             <w:pPr>
+              <w:keepNext/>
               <w:spacing w:after="0"/>
               <w:ind w:firstLine="0"/>
               <w:jc w:val="center"/>
@@ -2069,6 +2242,7 @@
                 <w:i w:val="0"/>
                 <w:color w:val="1F4E79"/>
                 <w:sz w:val="26"/>
+                <w:lang w:val="th-TH" w:eastAsia="th-TH" w:bidi="th-TH"/>
               </w:rPr>
               <w:t>ระยะที่ 3</w:t>
             </w:r>
@@ -2088,6 +2262,7 @@
           </w:tcPr>
           <w:p>
             <w:pPr>
+              <w:keepNext/>
               <w:spacing w:after="0"/>
               <w:ind w:firstLine="0"/>
               <w:jc w:val="center"/>
@@ -2099,6 +2274,7 @@
                 <w:i w:val="0"/>
                 <w:color w:val="1F4E79"/>
                 <w:sz w:val="26"/>
+                <w:lang w:val="th-TH" w:eastAsia="th-TH" w:bidi="th-TH"/>
               </w:rPr>
               <w:t>ระยะที่ 4</w:t>
             </w:r>
@@ -2118,6 +2294,7 @@
           </w:tcPr>
           <w:p>
             <w:pPr>
+              <w:keepNext/>
               <w:spacing w:after="0"/>
               <w:ind w:firstLine="0"/>
               <w:jc w:val="center"/>
@@ -2129,6 +2306,7 @@
                 <w:i w:val="0"/>
                 <w:color w:val="1F4E79"/>
                 <w:sz w:val="26"/>
+                <w:lang w:val="th-TH" w:eastAsia="th-TH" w:bidi="th-TH"/>
               </w:rPr>
               <w:t>ระยะที่ 5</w:t>
             </w:r>
@@ -2136,6 +2314,9 @@
         </w:tc>
       </w:tr>
       <w:tr>
+        <w:trPr>
+          <w:cantSplit w:val="true"/>
+        </w:trPr>
         <w:tc>
           <w:tcPr>
             <w:tcW w:type="dxa" w:w="3203"/>
@@ -2160,6 +2341,7 @@
                 <w:i w:val="0"/>
                 <w:color w:val="111111"/>
                 <w:sz w:val="26"/>
+                <w:lang w:val="th-TH" w:eastAsia="th-TH" w:bidi="th-TH"/>
               </w:rPr>
               <w:t>ศึกษาปัญหาและงานที่เกี่ยวข้อง</w:t>
             </w:r>
@@ -2189,6 +2371,7 @@
                 <w:i w:val="0"/>
                 <w:color w:val="111111"/>
                 <w:sz w:val="26"/>
+                <w:lang w:val="th-TH" w:eastAsia="th-TH" w:bidi="th-TH"/>
               </w:rPr>
               <w:t>●</w:t>
             </w:r>
@@ -2218,6 +2401,7 @@
                 <w:i w:val="0"/>
                 <w:color w:val="111111"/>
                 <w:sz w:val="26"/>
+                <w:lang w:val="th-TH" w:eastAsia="th-TH" w:bidi="th-TH"/>
               </w:rPr>
             </w:r>
           </w:p>
@@ -2246,6 +2430,7 @@
                 <w:i w:val="0"/>
                 <w:color w:val="111111"/>
                 <w:sz w:val="26"/>
+                <w:lang w:val="th-TH" w:eastAsia="th-TH" w:bidi="th-TH"/>
               </w:rPr>
             </w:r>
           </w:p>
@@ -2274,6 +2459,7 @@
                 <w:i w:val="0"/>
                 <w:color w:val="111111"/>
                 <w:sz w:val="26"/>
+                <w:lang w:val="th-TH" w:eastAsia="th-TH" w:bidi="th-TH"/>
               </w:rPr>
             </w:r>
           </w:p>
@@ -2302,12 +2488,16 @@
                 <w:i w:val="0"/>
                 <w:color w:val="111111"/>
                 <w:sz w:val="26"/>
+                <w:lang w:val="th-TH" w:eastAsia="th-TH" w:bidi="th-TH"/>
               </w:rPr>
             </w:r>
           </w:p>
         </w:tc>
       </w:tr>
       <w:tr>
+        <w:trPr>
+          <w:cantSplit w:val="true"/>
+        </w:trPr>
         <w:tc>
           <w:tcPr>
             <w:tcW w:type="dxa" w:w="3203"/>
@@ -2332,6 +2522,7 @@
                 <w:i w:val="0"/>
                 <w:color w:val="111111"/>
                 <w:sz w:val="26"/>
+                <w:lang w:val="th-TH" w:eastAsia="th-TH" w:bidi="th-TH"/>
               </w:rPr>
               <w:t>วิเคราะห์และออกแบบระบบ</w:t>
             </w:r>
@@ -2361,6 +2552,7 @@
                 <w:i w:val="0"/>
                 <w:color w:val="111111"/>
                 <w:sz w:val="26"/>
+                <w:lang w:val="th-TH" w:eastAsia="th-TH" w:bidi="th-TH"/>
               </w:rPr>
               <w:t>●</w:t>
             </w:r>
@@ -2390,6 +2582,7 @@
                 <w:i w:val="0"/>
                 <w:color w:val="111111"/>
                 <w:sz w:val="26"/>
+                <w:lang w:val="th-TH" w:eastAsia="th-TH" w:bidi="th-TH"/>
               </w:rPr>
               <w:t>●</w:t>
             </w:r>
@@ -2419,6 +2612,7 @@
                 <w:i w:val="0"/>
                 <w:color w:val="111111"/>
                 <w:sz w:val="26"/>
+                <w:lang w:val="th-TH" w:eastAsia="th-TH" w:bidi="th-TH"/>
               </w:rPr>
             </w:r>
           </w:p>
@@ -2447,6 +2641,7 @@
                 <w:i w:val="0"/>
                 <w:color w:val="111111"/>
                 <w:sz w:val="26"/>
+                <w:lang w:val="th-TH" w:eastAsia="th-TH" w:bidi="th-TH"/>
               </w:rPr>
             </w:r>
           </w:p>
@@ -2475,12 +2670,16 @@
                 <w:i w:val="0"/>
                 <w:color w:val="111111"/>
                 <w:sz w:val="26"/>
+                <w:lang w:val="th-TH" w:eastAsia="th-TH" w:bidi="th-TH"/>
               </w:rPr>
             </w:r>
           </w:p>
         </w:tc>
       </w:tr>
       <w:tr>
+        <w:trPr>
+          <w:cantSplit w:val="true"/>
+        </w:trPr>
         <w:tc>
           <w:tcPr>
             <w:tcW w:type="dxa" w:w="3203"/>
@@ -2505,6 +2704,7 @@
                 <w:i w:val="0"/>
                 <w:color w:val="111111"/>
                 <w:sz w:val="26"/>
+                <w:lang w:val="th-TH" w:eastAsia="th-TH" w:bidi="th-TH"/>
               </w:rPr>
               <w:t>พัฒนาและเก็บข้อมูล</w:t>
             </w:r>
@@ -2534,6 +2734,7 @@
                 <w:i w:val="0"/>
                 <w:color w:val="111111"/>
                 <w:sz w:val="26"/>
+                <w:lang w:val="th-TH" w:eastAsia="th-TH" w:bidi="th-TH"/>
               </w:rPr>
             </w:r>
           </w:p>
@@ -2562,6 +2763,7 @@
                 <w:i w:val="0"/>
                 <w:color w:val="111111"/>
                 <w:sz w:val="26"/>
+                <w:lang w:val="th-TH" w:eastAsia="th-TH" w:bidi="th-TH"/>
               </w:rPr>
               <w:t>●</w:t>
             </w:r>
@@ -2591,6 +2793,7 @@
                 <w:i w:val="0"/>
                 <w:color w:val="111111"/>
                 <w:sz w:val="26"/>
+                <w:lang w:val="th-TH" w:eastAsia="th-TH" w:bidi="th-TH"/>
               </w:rPr>
               <w:t>●</w:t>
             </w:r>
@@ -2620,6 +2823,7 @@
                 <w:i w:val="0"/>
                 <w:color w:val="111111"/>
                 <w:sz w:val="26"/>
+                <w:lang w:val="th-TH" w:eastAsia="th-TH" w:bidi="th-TH"/>
               </w:rPr>
             </w:r>
           </w:p>
@@ -2648,12 +2852,16 @@
                 <w:i w:val="0"/>
                 <w:color w:val="111111"/>
                 <w:sz w:val="26"/>
+                <w:lang w:val="th-TH" w:eastAsia="th-TH" w:bidi="th-TH"/>
               </w:rPr>
             </w:r>
           </w:p>
         </w:tc>
       </w:tr>
       <w:tr>
+        <w:trPr>
+          <w:cantSplit w:val="true"/>
+        </w:trPr>
         <w:tc>
           <w:tcPr>
             <w:tcW w:type="dxa" w:w="3203"/>
@@ -2678,6 +2886,7 @@
                 <w:i w:val="0"/>
                 <w:color w:val="111111"/>
                 <w:sz w:val="26"/>
+                <w:lang w:val="th-TH" w:eastAsia="th-TH" w:bidi="th-TH"/>
               </w:rPr>
               <w:t>ฝึกแบบจำลองและทดสอบ</w:t>
             </w:r>
@@ -2707,6 +2916,7 @@
                 <w:i w:val="0"/>
                 <w:color w:val="111111"/>
                 <w:sz w:val="26"/>
+                <w:lang w:val="th-TH" w:eastAsia="th-TH" w:bidi="th-TH"/>
               </w:rPr>
             </w:r>
           </w:p>
@@ -2735,6 +2945,7 @@
                 <w:i w:val="0"/>
                 <w:color w:val="111111"/>
                 <w:sz w:val="26"/>
+                <w:lang w:val="th-TH" w:eastAsia="th-TH" w:bidi="th-TH"/>
               </w:rPr>
             </w:r>
           </w:p>
@@ -2763,6 +2974,7 @@
                 <w:i w:val="0"/>
                 <w:color w:val="111111"/>
                 <w:sz w:val="26"/>
+                <w:lang w:val="th-TH" w:eastAsia="th-TH" w:bidi="th-TH"/>
               </w:rPr>
               <w:t>●</w:t>
             </w:r>
@@ -2792,6 +3004,7 @@
                 <w:i w:val="0"/>
                 <w:color w:val="111111"/>
                 <w:sz w:val="26"/>
+                <w:lang w:val="th-TH" w:eastAsia="th-TH" w:bidi="th-TH"/>
               </w:rPr>
               <w:t>●</w:t>
             </w:r>
@@ -2821,12 +3034,16 @@
                 <w:i w:val="0"/>
                 <w:color w:val="111111"/>
                 <w:sz w:val="26"/>
+                <w:lang w:val="th-TH" w:eastAsia="th-TH" w:bidi="th-TH"/>
               </w:rPr>
             </w:r>
           </w:p>
         </w:tc>
       </w:tr>
       <w:tr>
+        <w:trPr>
+          <w:cantSplit w:val="true"/>
+        </w:trPr>
         <w:tc>
           <w:tcPr>
             <w:tcW w:type="dxa" w:w="3203"/>
@@ -2840,6 +3057,7 @@
           </w:tcPr>
           <w:p>
             <w:pPr>
+              <w:keepNext/>
               <w:spacing w:after="0"/>
               <w:ind w:firstLine="0"/>
               <w:jc w:val="left"/>
@@ -2851,6 +3069,7 @@
                 <w:i w:val="0"/>
                 <w:color w:val="111111"/>
                 <w:sz w:val="26"/>
+                <w:lang w:val="th-TH" w:eastAsia="th-TH" w:bidi="th-TH"/>
               </w:rPr>
               <w:t>ปรับปรุงและจัดทำเอกสาร</w:t>
             </w:r>
@@ -2869,6 +3088,7 @@
           </w:tcPr>
           <w:p>
             <w:pPr>
+              <w:keepNext/>
               <w:spacing w:after="0"/>
               <w:ind w:firstLine="0"/>
               <w:jc w:val="center"/>
@@ -2880,6 +3100,7 @@
                 <w:i w:val="0"/>
                 <w:color w:val="111111"/>
                 <w:sz w:val="26"/>
+                <w:lang w:val="th-TH" w:eastAsia="th-TH" w:bidi="th-TH"/>
               </w:rPr>
             </w:r>
           </w:p>
@@ -2897,6 +3118,7 @@
           </w:tcPr>
           <w:p>
             <w:pPr>
+              <w:keepNext/>
               <w:spacing w:after="0"/>
               <w:ind w:firstLine="0"/>
               <w:jc w:val="center"/>
@@ -2908,6 +3130,7 @@
                 <w:i w:val="0"/>
                 <w:color w:val="111111"/>
                 <w:sz w:val="26"/>
+                <w:lang w:val="th-TH" w:eastAsia="th-TH" w:bidi="th-TH"/>
               </w:rPr>
             </w:r>
           </w:p>
@@ -2925,6 +3148,7 @@
           </w:tcPr>
           <w:p>
             <w:pPr>
+              <w:keepNext/>
               <w:spacing w:after="0"/>
               <w:ind w:firstLine="0"/>
               <w:jc w:val="center"/>
@@ -2936,6 +3160,7 @@
                 <w:i w:val="0"/>
                 <w:color w:val="111111"/>
                 <w:sz w:val="26"/>
+                <w:lang w:val="th-TH" w:eastAsia="th-TH" w:bidi="th-TH"/>
               </w:rPr>
             </w:r>
           </w:p>
@@ -2953,6 +3178,7 @@
           </w:tcPr>
           <w:p>
             <w:pPr>
+              <w:keepNext/>
               <w:spacing w:after="0"/>
               <w:ind w:firstLine="0"/>
               <w:jc w:val="center"/>
@@ -2964,6 +3190,7 @@
                 <w:i w:val="0"/>
                 <w:color w:val="111111"/>
                 <w:sz w:val="26"/>
+                <w:lang w:val="th-TH" w:eastAsia="th-TH" w:bidi="th-TH"/>
               </w:rPr>
               <w:t>●</w:t>
             </w:r>
@@ -2982,6 +3209,7 @@
           </w:tcPr>
           <w:p>
             <w:pPr>
+              <w:keepNext/>
               <w:spacing w:after="0"/>
               <w:ind w:firstLine="0"/>
               <w:jc w:val="center"/>
@@ -2993,6 +3221,7 @@
                 <w:i w:val="0"/>
                 <w:color w:val="111111"/>
                 <w:sz w:val="26"/>
+                <w:lang w:val="th-TH" w:eastAsia="th-TH" w:bidi="th-TH"/>
               </w:rPr>
               <w:t>●</w:t>
             </w:r>
@@ -3000,6 +3229,24 @@
         </w:tc>
       </w:tr>
     </w:tbl>
+    <w:p>
+      <w:pPr>
+        <w:pStyle w:val="Caption"/>
+        <w:keepLines/>
+        <w:spacing w:before="0" w:after="20"/>
+      </w:pPr>
+      <w:r>
+        <w:rPr>
+          <w:rFonts w:ascii="Angsana New" w:hAnsi="Angsana New" w:eastAsia="Angsana New" w:cs="Angsana New"/>
+          <w:b w:val="0"/>
+          <w:i w:val="0"/>
+          <w:color w:val="111111"/>
+          <w:sz w:val="28"/>
+          <w:lang w:val="th-TH" w:eastAsia="th-TH" w:bidi="th-TH"/>
+        </w:rPr>
+        <w:t>ตารางที่ 1.2 แผนการดำเนินงานเชิงระยะ (สามารถแทนระยะด้วยเดือนตามปฏิทินของสถานศึกษา)</w:t>
+      </w:r>
+    </w:p>
     <w:p>
       <w:pPr>
         <w:pStyle w:val="Heading1"/>
@@ -3011,6 +3258,7 @@
           <w:i w:val="0"/>
           <w:color w:val="1F4E79"/>
           <w:sz w:val="36"/>
+          <w:lang w:val="th-TH" w:eastAsia="th-TH" w:bidi="th-TH"/>
         </w:rPr>
         <w:t>1.8 นิยามศัพท์เฉพาะ</w:t>
       </w:r>
@@ -3027,6 +3275,7 @@
           <w:i w:val="0"/>
           <w:color w:val="111111"/>
           <w:sz w:val="32"/>
+          <w:lang w:val="th-TH" w:eastAsia="th-TH" w:bidi="th-TH"/>
         </w:rPr>
         <w:t xml:space="preserve">1.8.1 ท่าทางภาษามือแบบแยกคำ (Isolated Sign/Gesture): </w:t>
       </w:r>
@@ -3037,6 +3286,7 @@
           <w:i w:val="0"/>
           <w:color w:val="111111"/>
           <w:sz w:val="32"/>
+          <w:lang w:val="th-TH" w:eastAsia="th-TH" w:bidi="th-TH"/>
         </w:rPr>
         <w:t>ท่าหนึ่งคำที่เริ่มและสิ้นสุดภายในคลิปที่แยกจากท่าอื่นอย่างชัดเจน</w:t>
       </w:r>
@@ -3053,6 +3303,7 @@
           <w:i w:val="0"/>
           <w:color w:val="111111"/>
           <w:sz w:val="32"/>
+          <w:lang w:val="th-TH" w:eastAsia="th-TH" w:bidi="th-TH"/>
         </w:rPr>
         <w:t xml:space="preserve">1.8.2 จุดสำคัญ (Landmark): </w:t>
       </w:r>
@@ -3063,6 +3314,7 @@
           <w:i w:val="0"/>
           <w:color w:val="111111"/>
           <w:sz w:val="32"/>
+          <w:lang w:val="th-TH" w:eastAsia="th-TH" w:bidi="th-TH"/>
         </w:rPr>
         <w:t>พิกัด x, y และ z ของตำแหน่งร่างกายหรือมือที่ MediaPipe ตรวจหาในแต่ละเฟรม</w:t>
       </w:r>
@@ -3079,6 +3331,7 @@
           <w:i w:val="0"/>
           <w:color w:val="111111"/>
           <w:sz w:val="32"/>
+          <w:lang w:val="th-TH" w:eastAsia="th-TH" w:bidi="th-TH"/>
         </w:rPr>
         <w:t xml:space="preserve">1.8.3 คลิปการเคลื่อนไหว (Motion Clip): </w:t>
       </w:r>
@@ -3089,6 +3342,7 @@
           <w:i w:val="0"/>
           <w:color w:val="111111"/>
           <w:sz w:val="32"/>
+          <w:lang w:val="th-TH" w:eastAsia="th-TH" w:bidi="th-TH"/>
         </w:rPr>
         <w:t>ลำดับข้อมูล 30 เฟรมต่อเนื่องที่ใช้แทนการทำท่าหนึ่งครั้ง</w:t>
       </w:r>
@@ -3105,6 +3359,7 @@
           <w:i w:val="0"/>
           <w:color w:val="111111"/>
           <w:sz w:val="32"/>
+          <w:lang w:val="th-TH" w:eastAsia="th-TH" w:bidi="th-TH"/>
         </w:rPr>
         <w:t xml:space="preserve">1.8.4 การปรับมาตรฐาน (Normalization): </w:t>
       </w:r>
@@ -3115,6 +3370,7 @@
           <w:i w:val="0"/>
           <w:color w:val="111111"/>
           <w:sz w:val="32"/>
+          <w:lang w:val="th-TH" w:eastAsia="th-TH" w:bidi="th-TH"/>
         </w:rPr>
         <w:t>การเลื่อนและปรับขนาดพิกัดให้สัมพันธ์กับจุดกึ่งกลางไหล่และระยะระหว่างไหล่ เพื่อลดผลจากตำแหน่งและระยะห่างจากกล้อง</w:t>
       </w:r>
@@ -3131,6 +3387,7 @@
           <w:i w:val="0"/>
           <w:color w:val="111111"/>
           <w:sz w:val="32"/>
+          <w:lang w:val="th-TH" w:eastAsia="th-TH" w:bidi="th-TH"/>
         </w:rPr>
         <w:t xml:space="preserve">1.8.5 เวกเตอร์คุณลักษณะ (Feature Vector): </w:t>
       </w:r>
@@ -3141,6 +3398,7 @@
           <w:i w:val="0"/>
           <w:color w:val="111111"/>
           <w:sz w:val="32"/>
+          <w:lang w:val="th-TH" w:eastAsia="th-TH" w:bidi="th-TH"/>
         </w:rPr>
         <w:t>ชุดตัวเลขที่แทนจุดช่วงบนและมือ โดยมี 171 ค่าต่อเฟรมและ 5,130 ค่าต่อคลิป</w:t>
       </w:r>
@@ -3157,6 +3415,7 @@
           <w:i w:val="0"/>
           <w:color w:val="111111"/>
           <w:sz w:val="32"/>
+          <w:lang w:val="th-TH" w:eastAsia="th-TH" w:bidi="th-TH"/>
         </w:rPr>
         <w:t xml:space="preserve">1.8.6 Support Vector Machine (SVM): </w:t>
       </w:r>
@@ -3167,6 +3426,7 @@
           <w:i w:val="0"/>
           <w:color w:val="111111"/>
           <w:sz w:val="32"/>
+          <w:lang w:val="th-TH" w:eastAsia="th-TH" w:bidi="th-TH"/>
         </w:rPr>
         <w:t>แบบจำลองการเรียนรู้แบบมีผู้สอนที่ใช้สร้างขอบเขตการตัดสินใจระหว่างคลาส</w:t>
       </w:r>
@@ -3183,6 +3443,7 @@
           <w:i w:val="0"/>
           <w:color w:val="111111"/>
           <w:sz w:val="32"/>
+          <w:lang w:val="th-TH" w:eastAsia="th-TH" w:bidi="th-TH"/>
         </w:rPr>
         <w:t xml:space="preserve">1.8.7 ค่าความเชื่อมั่น (Confidence): </w:t>
       </w:r>
@@ -3193,6 +3454,7 @@
           <w:i w:val="0"/>
           <w:color w:val="111111"/>
           <w:sz w:val="32"/>
+          <w:lang w:val="th-TH" w:eastAsia="th-TH" w:bidi="th-TH"/>
         </w:rPr>
         <w:t>ค่าความน่าจะเป็นที่แบบจำลองรายงานประกอบคำทำนาย ซึ่งไม่เท่ากับความถูกต้องที่รับประกันในทุกสถานการณ์</w:t>
       </w:r>
@@ -3209,6 +3471,7 @@
           <w:i w:val="0"/>
           <w:color w:val="111111"/>
           <w:sz w:val="32"/>
+          <w:lang w:val="th-TH" w:eastAsia="th-TH" w:bidi="th-TH"/>
         </w:rPr>
         <w:t xml:space="preserve">1.8.8 Text-to-Speech (TTS): </w:t>
       </w:r>
@@ -3219,6 +3482,7 @@
           <w:i w:val="0"/>
           <w:color w:val="111111"/>
           <w:sz w:val="32"/>
+          <w:lang w:val="th-TH" w:eastAsia="th-TH" w:bidi="th-TH"/>
         </w:rPr>
         <w:t>การแปลงข้อความผลลัพธ์เป็นเสียงพูดภาษาไทย</w:t>
       </w:r>
@@ -3234,6 +3498,7 @@
           <w:i w:val="0"/>
           <w:color w:val="1F4E79"/>
           <w:sz w:val="36"/>
+          <w:lang w:val="th-TH" w:eastAsia="th-TH" w:bidi="th-TH"/>
         </w:rPr>
         <w:t>1.9 โครงสร้างของรายงาน</w:t>
       </w:r>
@@ -3241,7 +3506,9 @@
     <w:p>
       <w:pPr>
         <w:keepLines w:val="0"/>
+        <w:spacing w:before="0" w:after="40" w:line="276" w:lineRule="auto"/>
         <w:ind w:firstLine="709"/>
+        <w:jc w:val="left"/>
       </w:pPr>
       <w:r>
         <w:rPr>
@@ -3250,15 +3517,18 @@
           <w:i w:val="0"/>
           <w:color w:val="111111"/>
           <w:sz w:val="32"/>
+          <w:lang w:val="th-TH" w:eastAsia="th-TH" w:bidi="th-TH"/>
         </w:rPr>
         <w:t>รายงานโครงงานแบ่งเป็น 5 บท ได้แก่ บทที่ 1 บทนำ บทที่ 2 ความรู้พื้นฐานและงานที่เกี่ยวข้อง บทที่ 3 วิธีดำเนินการและการออกแบบระบบ บทที่ 4 ผลการพัฒนาและผลการประเมิน และบทที่ 5 สรุปผล อภิปรายผล ข้อจำกัด และข้อเสนอแนะ การแยกเนื้อหาเช่นนี้ช่วยให้วัตถุประสงค์ วิธีทดลอง ผลลัพธ์ และข้อสรุปสามารถตรวจสอบย้อนกลับถึงกันได้</w:t>
       </w:r>
     </w:p>
     <w:sectPr>
       <w:footerReference w:type="default" r:id="rId9"/>
+      <w:footerReference w:type="first" r:id="rId10"/>
       <w:pgSz w:w="11906" w:h="16838"/>
       <w:pgMar w:top="2160" w:right="1440" w:bottom="1440" w:left="2160" w:header="709" w:footer="709" w:gutter="0"/>
       <w:cols w:space="720"/>
+      <w:titlePg/>
       <w:docGrid w:linePitch="360"/>
     </w:sectPr>
   </w:body>
@@ -3279,6 +3549,7 @@
         <w:i w:val="0"/>
         <w:color w:val="111111"/>
         <w:sz w:val="28"/>
+        <w:lang w:val="th-TH" w:eastAsia="th-TH" w:bidi="th-TH"/>
       </w:rPr>
       <w:fldChar w:fldCharType="begin"/>
       <w:instrText xml:space="preserve"> PAGE </w:instrText>
@@ -3286,6 +3557,16 @@
       <w:t>1</w:t>
       <w:fldChar w:fldCharType="end"/>
     </w:r>
+  </w:p>
+</w:ftr>
+</file>
+
+<file path=word/footer2.xml><?xml version="1.0" encoding="utf-8"?>
+<w:ftr xmlns:m="http://schemas.openxmlformats.org/officeDocument/2006/math" xmlns:mc="http://schemas.openxmlformats.org/markup-compatibility/2006" xmlns:mo="http://schemas.microsoft.com/office/mac/office/2008/main" xmlns:mv="urn:schemas-microsoft-com:mac:vml" xmlns:o="urn:schemas-microsoft-com:office:office" xmlns:r="http://schemas.openxmlformats.org/officeDocument/2006/relationships" xmlns:v="urn:schemas-microsoft-com:vml" xmlns:w10="urn:schemas-microsoft-com:office:word" xmlns:w14="http://schemas.microsoft.com/office/word/2010/wordml" xmlns:w="http://schemas.openxmlformats.org/wordprocessingml/2006/main" xmlns:wne="http://schemas.microsoft.com/office/word/2006/wordml" xmlns:wp14="http://schemas.microsoft.com/office/word/2010/wordprocessingDrawing" xmlns:wp="http://schemas.openxmlformats.org/drawingml/2006/wordprocessingDrawing" xmlns:wpc="http://schemas.microsoft.com/office/word/2010/wordprocessingCanvas" xmlns:wpg="http://schemas.microsoft.com/office/word/2010/wordprocessingGroup" xmlns:wpi="http://schemas.microsoft.com/office/word/2010/wordprocessingInk" xmlns:wps="http://schemas.microsoft.com/office/word/2010/wordprocessingShape" mc:Ignorable="w14 wp14">
+  <w:p>
+    <w:pPr>
+      <w:pStyle w:val="Footer"/>
+    </w:pPr>
   </w:p>
 </w:ftr>
 </file>
@@ -3655,9 +3936,9 @@
     <w:rsid w:val="00FC693F"/>
     <w:pPr>
       <w:widowControl/>
-      <w:spacing w:before="0" w:after="0" w:line="276" w:lineRule="auto"/>
+      <w:spacing w:before="0" w:after="40" w:line="276" w:lineRule="auto"/>
       <w:ind w:firstLine="709"/>
-      <w:jc w:val="both"/>
+      <w:jc w:val="left"/>
     </w:pPr>
     <w:rPr>
       <w:rFonts w:ascii="Angsana New" w:hAnsi="Angsana New" w:eastAsia="Angsana New" w:cs="Angsana New"/>
